--- a/pr-preview/pr-286/calculus-integration-tracked-changes.docx
+++ b/pr-preview/pr-286/calculus-integration-tracked-changes.docx
@@ -26,7 +26,7 @@
       </w:pPr>
       <w:ins w:id="2" w:author="PR Preview" w:date="2026-01-01T00:00:00Z">
         <w:r>
-          <w:t xml:space="preserve">Last modified: 2026-10-14 15:47:20 (PDT)</w:t>
+          <w:t xml:space="preserve">Last modified: 2026-10-14 17:33:03 (PDT)</w:t>
         </w:r>
       </w:ins>
     </w:p>

--- a/pr-preview/pr-286/calculus-integration-tracked-changes.docx
+++ b/pr-preview/pr-286/calculus-integration-tracked-changes.docx
@@ -26,11 +26,11 @@
       </w:pPr>
       <w:ins w:id="2" w:author="PR Preview" w:date="2026-01-01T00:00:00Z">
         <w:r>
-          <w:t xml:space="preserve">Last modified: 2026-10-14 17:33:03 (PDT)</w:t>
+          <w:t xml:space="preserve">Last modified: 2026-10-14 22:27:27 (PDT)</w:t>
         </w:r>
       </w:ins>
     </w:p>
-    <w:bookmarkStart w:id="167" w:name="sec-integration"/>
+    <w:bookmarkStart w:id="171" w:name="sec-integration"/>
     <w:p>
       <w:pPr>
         <w:pStyle w:val="Heading2"/>
@@ -15837,44 +15837,66 @@
       <w:pPr>
         <w:pStyle w:val="FirstParagraph"/>
       </w:pPr>
-      <w:r>
-        <w:t xml:space="preserve">Before stating the Fundamental Theorem of Calculus, we record two</w:t>
-      </w:r>
-      <w:r>
-        <w:t xml:space="preserve"> </w:t>
-      </w:r>
-      <w:r>
-        <w:t xml:space="preserve">prerequisite results.</w:t>
-      </w:r>
-      <w:r>
-        <w:t xml:space="preserve"> </w:t>
-      </w:r>
-      <w:r>
-        <w:t xml:space="preserve">The usual statement of the Fundamental Theorem of Calculus</w:t>
-      </w:r>
-      <w:r>
-        <w:t xml:space="preserve"> </w:t>
-      </w:r>
-      <w:r>
-        <w:t xml:space="preserve">assumes that the integrand</w:t>
-      </w:r>
-      <w:r>
-        <w:t xml:space="preserve"> </w:t>
-      </w:r>
+      <w:del w:id="3" w:author="PR Preview" w:date="2026-01-01T00:00:00Z">
+        <w:r>
+          <w:delText xml:space="preserve">Before stating the Fundamental Theorem of Calculus, we record two</w:delText>
+        </w:r>
+      </w:del>
+      <w:del w:id="4" w:author="PR Preview" w:date="2026-01-01T00:00:00Z">
+        <w:r>
+          <w:delText xml:space="preserve"> </w:delText>
+        </w:r>
+      </w:del>
+      <w:del w:id="5" w:author="PR Preview" w:date="2026-01-01T00:00:00Z">
+        <w:r>
+          <w:delText xml:space="preserve">prerequisite results.</w:delText>
+        </w:r>
+      </w:del>
+      <w:del w:id="6" w:author="PR Preview" w:date="2026-01-01T00:00:00Z">
+        <w:r>
+          <w:delText xml:space="preserve"> </w:delText>
+        </w:r>
+      </w:del>
+      <w:del w:id="7" w:author="PR Preview" w:date="2026-01-01T00:00:00Z">
+        <w:r>
+          <w:delText xml:space="preserve">The usual statement of the Fundamental Theorem of Calculus</w:delText>
+        </w:r>
+      </w:del>
+      <w:del w:id="8" w:author="PR Preview" w:date="2026-01-01T00:00:00Z">
+        <w:r>
+          <w:delText xml:space="preserve"> </w:delText>
+        </w:r>
+      </w:del>
+      <w:del w:id="9" w:author="PR Preview" w:date="2026-01-01T00:00:00Z">
+        <w:r>
+          <w:delText xml:space="preserve">assumes that the integrand</w:delText>
+        </w:r>
+      </w:del>
+      <w:del w:id="10" w:author="PR Preview" w:date="2026-01-01T00:00:00Z">
+        <w:r>
+          <w:delText xml:space="preserve"> </w:delText>
+        </w:r>
+      </w:del>
       <m:oMath>
         <m:r>
           <m:t>f</m:t>
         </m:r>
       </m:oMath>
-      <w:r>
-        <w:t xml:space="preserve"> </w:t>
-      </w:r>
-      <w:r>
-        <w:t xml:space="preserve">is continuous on</w:t>
-      </w:r>
-      <w:r>
-        <w:t xml:space="preserve"> </w:t>
-      </w:r>
+      <w:del w:id="11" w:author="PR Preview" w:date="2026-01-01T00:00:00Z">
+        <w:r>
+          <w:delText xml:space="preserve"> </w:delText>
+        </w:r>
+      </w:del>
+      <w:del w:id="12" w:author="PR Preview" w:date="2026-01-01T00:00:00Z">
+        <w:r>
+          <w:delText xml:space="preserve">is continuous on</w:delText>
+        </w:r>
+      </w:del>
+      <w:del w:id="13" w:author="PR Preview" w:date="2026-01-01T00:00:00Z">
+        <w:r>
+          <w:delText xml:space="preserve"> </w:delText>
+        </w:r>
+      </w:del>
       <m:oMath>
         <m:r>
           <m:rPr>
@@ -15901,74 +15923,317 @@
           <m:t>]</m:t>
         </m:r>
       </m:oMath>
-      <w:r>
-        <w:t xml:space="preserve">;</w:t>
-      </w:r>
-      <w:r>
-        <w:t xml:space="preserve"> </w:t>
-      </w:r>
-      <w:r>
-        <w:t xml:space="preserve">continuity is</w:t>
-      </w:r>
-      <w:r>
-        <w:t xml:space="preserve"> </w:t>
-      </w:r>
+      <w:del w:id="14" w:author="PR Preview" w:date="2026-01-01T00:00:00Z">
+        <w:r>
+          <w:delText xml:space="preserve">;</w:delText>
+        </w:r>
+      </w:del>
+      <w:del w:id="15" w:author="PR Preview" w:date="2026-01-01T00:00:00Z">
+        <w:r>
+          <w:delText xml:space="preserve"> </w:delText>
+        </w:r>
+      </w:del>
+      <w:del w:id="16" w:author="PR Preview" w:date="2026-01-01T00:00:00Z">
+        <w:r>
+          <w:delText xml:space="preserve">continuity is</w:delText>
+        </w:r>
+      </w:del>
+      <w:del w:id="17" w:author="PR Preview" w:date="2026-01-01T00:00:00Z">
+        <w:r>
+          <w:delText xml:space="preserve"> </w:delText>
+        </w:r>
+      </w:del>
+      <w:hyperlink r:id="rId10">
+        <w:del w:id="18" w:author="PR Preview" w:date="2026-01-01T00:00:00Z">
+          <w:r>
+            <w:rPr>
+              <w:rStyle w:val="Hyperlink"/>
+            </w:rPr>
+            <w:delText xml:space="preserve">sufficient</w:delText>
+          </w:r>
+        </w:del>
+      </w:hyperlink>
+      <w:del w:id="19" w:author="PR Preview" w:date="2026-01-01T00:00:00Z">
+        <w:r>
+          <w:delText xml:space="preserve"> </w:delText>
+        </w:r>
+      </w:del>
+      <w:del w:id="20" w:author="PR Preview" w:date="2026-01-01T00:00:00Z">
+        <w:r>
+          <w:delText xml:space="preserve">there, though not necessary.</w:delText>
+        </w:r>
+      </w:del>
+      <w:del w:id="21" w:author="PR Preview" w:date="2026-01-01T00:00:00Z">
+        <w:r>
+          <w:delText xml:space="preserve"> </w:delText>
+        </w:r>
+      </w:del>
+      <w:del w:id="22" w:author="PR Preview" w:date="2026-01-01T00:00:00Z">
+        <w:r>
+          <w:delText xml:space="preserve">The two results are</w:delText>
+        </w:r>
+      </w:del>
+      <w:del w:id="23" w:author="PR Preview" w:date="2026-01-01T00:00:00Z">
+        <w:r>
+          <w:delText xml:space="preserve"> </w:delText>
+        </w:r>
+      </w:del>
+      <w:del w:id="24" w:author="PR Preview" w:date="2026-01-01T00:00:00Z">
+        <w:r>
+          <w:delText xml:space="preserve">“differentiability implies continuity”</w:delText>
+        </w:r>
+      </w:del>
+      <w:del w:id="25" w:author="PR Preview" w:date="2026-01-01T00:00:00Z">
+        <w:r>
+          <w:delText xml:space="preserve">,</w:delText>
+        </w:r>
+      </w:del>
+      <w:del w:id="26" w:author="PR Preview" w:date="2026-01-01T00:00:00Z">
+        <w:r>
+          <w:delText xml:space="preserve"> </w:delText>
+        </w:r>
+      </w:del>
+      <w:del w:id="27" w:author="PR Preview" w:date="2026-01-01T00:00:00Z">
+        <w:r>
+          <w:delText xml:space="preserve">which says where continuity comes from,</w:delText>
+        </w:r>
+      </w:del>
+      <w:del w:id="28" w:author="PR Preview" w:date="2026-01-01T00:00:00Z">
+        <w:r>
+          <w:delText xml:space="preserve"> </w:delText>
+        </w:r>
+      </w:del>
+      <w:del w:id="29" w:author="PR Preview" w:date="2026-01-01T00:00:00Z">
+        <w:r>
+          <w:delText xml:space="preserve">and</w:delText>
+        </w:r>
+      </w:del>
+      <w:del w:id="30" w:author="PR Preview" w:date="2026-01-01T00:00:00Z">
+        <w:r>
+          <w:delText xml:space="preserve"> </w:delText>
+        </w:r>
+      </w:del>
+      <w:del w:id="31" w:author="PR Preview" w:date="2026-01-01T00:00:00Z">
+        <w:r>
+          <w:delText xml:space="preserve">“continuity implies integrability”</w:delText>
+        </w:r>
+      </w:del>
+      <w:del w:id="32" w:author="PR Preview" w:date="2026-01-01T00:00:00Z">
+        <w:r>
+          <w:delText xml:space="preserve">,</w:delText>
+        </w:r>
+      </w:del>
+      <w:del w:id="33" w:author="PR Preview" w:date="2026-01-01T00:00:00Z">
+        <w:r>
+          <w:delText xml:space="preserve"> </w:delText>
+        </w:r>
+      </w:del>
+      <w:del w:id="34" w:author="PR Preview" w:date="2026-01-01T00:00:00Z">
+        <w:r>
+          <w:delText xml:space="preserve">which says what continuity buys us.</w:delText>
+        </w:r>
+      </w:del>
+    </w:p>
+    <w:p>
+      <w:pPr>
+        <w:pStyle w:val="FirstParagraph"/>
+      </w:pPr>
+      <w:ins w:id="35" w:author="PR Preview" w:date="2026-01-01T00:00:00Z">
+        <w:r>
+          <w:t xml:space="preserve">Before stating the Fundamental Theorem of Calculus, we record two</w:t>
+        </w:r>
+      </w:ins>
+      <w:ins w:id="36" w:author="PR Preview" w:date="2026-01-01T00:00:00Z">
+        <w:r>
+          <w:t xml:space="preserve"> </w:t>
+        </w:r>
+      </w:ins>
+      <w:ins w:id="37" w:author="PR Preview" w:date="2026-01-01T00:00:00Z">
+        <w:r>
+          <w:t xml:space="preserve">prerequisite results.</w:t>
+        </w:r>
+      </w:ins>
+      <w:ins w:id="38" w:author="PR Preview" w:date="2026-01-01T00:00:00Z">
+        <w:r>
+          <w:t xml:space="preserve"> </w:t>
+        </w:r>
+      </w:ins>
+      <w:ins w:id="39" w:author="PR Preview" w:date="2026-01-01T00:00:00Z">
+        <w:r>
+          <w:t xml:space="preserve">The usual statement of the Fundamental Theorem of Calculus</w:t>
+        </w:r>
+      </w:ins>
+      <w:ins w:id="40" w:author="PR Preview" w:date="2026-01-01T00:00:00Z">
+        <w:r>
+          <w:t xml:space="preserve"> </w:t>
+        </w:r>
+      </w:ins>
+      <w:ins w:id="41" w:author="PR Preview" w:date="2026-01-01T00:00:00Z">
+        <w:r>
+          <w:t xml:space="preserve">assumes that the integrand</w:t>
+        </w:r>
+      </w:ins>
+      <w:ins w:id="42" w:author="PR Preview" w:date="2026-01-01T00:00:00Z">
+        <w:r>
+          <w:t xml:space="preserve"> </w:t>
+        </w:r>
+      </w:ins>
+      <m:oMath>
+        <m:r>
+          <m:t>f</m:t>
+        </m:r>
+      </m:oMath>
+      <w:ins w:id="43" w:author="PR Preview" w:date="2026-01-01T00:00:00Z">
+        <w:r>
+          <w:t xml:space="preserve"> </w:t>
+        </w:r>
+      </w:ins>
+      <w:ins w:id="44" w:author="PR Preview" w:date="2026-01-01T00:00:00Z">
+        <w:r>
+          <w:t xml:space="preserve">is continuous on</w:t>
+        </w:r>
+      </w:ins>
+      <w:ins w:id="45" w:author="PR Preview" w:date="2026-01-01T00:00:00Z">
+        <w:r>
+          <w:t xml:space="preserve"> </w:t>
+        </w:r>
+      </w:ins>
+      <m:oMath>
+        <m:r>
+          <m:rPr>
+            <m:sty m:val="p"/>
+          </m:rPr>
+          <m:t>[</m:t>
+        </m:r>
+        <m:r>
+          <m:t>a</m:t>
+        </m:r>
+        <m:r>
+          <m:rPr>
+            <m:sty m:val="p"/>
+          </m:rPr>
+          <m:t>,</m:t>
+        </m:r>
+        <m:r>
+          <m:t>b</m:t>
+        </m:r>
+        <m:r>
+          <m:rPr>
+            <m:sty m:val="p"/>
+          </m:rPr>
+          <m:t>]</m:t>
+        </m:r>
+      </m:oMath>
+      <w:ins w:id="46" w:author="PR Preview" w:date="2026-01-01T00:00:00Z">
+        <w:r>
+          <w:t xml:space="preserve">;</w:t>
+        </w:r>
+      </w:ins>
+      <w:ins w:id="47" w:author="PR Preview" w:date="2026-01-01T00:00:00Z">
+        <w:r>
+          <w:t xml:space="preserve"> </w:t>
+        </w:r>
+      </w:ins>
+      <w:ins w:id="48" w:author="PR Preview" w:date="2026-01-01T00:00:00Z">
+        <w:r>
+          <w:t xml:space="preserve">continuity is</w:t>
+        </w:r>
+      </w:ins>
+      <w:ins w:id="49" w:author="PR Preview" w:date="2026-01-01T00:00:00Z">
+        <w:r>
+          <w:t xml:space="preserve"> </w:t>
+        </w:r>
+      </w:ins>
       <w:hyperlink r:id="rId73">
+        <w:ins w:id="50" w:author="PR Preview" w:date="2026-01-01T00:00:00Z">
+          <w:r>
+            <w:rPr>
+              <w:rStyle w:val="Hyperlink"/>
+            </w:rPr>
+            <w:t xml:space="preserve">sufficient</w:t>
+          </w:r>
+        </w:ins>
+      </w:hyperlink>
+      <w:ins w:id="51" w:author="PR Preview" w:date="2026-01-01T00:00:00Z">
         <w:r>
-          <w:rPr>
-            <w:rStyle w:val="Hyperlink"/>
-          </w:rPr>
-          <w:t xml:space="preserve">sufficient</w:t>
+          <w:t xml:space="preserve"> </w:t>
         </w:r>
-      </w:hyperlink>
-      <w:r>
-        <w:t xml:space="preserve"> </w:t>
-      </w:r>
-      <w:r>
-        <w:t xml:space="preserve">there, though not necessary.</w:t>
-      </w:r>
-      <w:r>
-        <w:t xml:space="preserve"> </w:t>
-      </w:r>
-      <w:r>
-        <w:t xml:space="preserve">The two results are</w:t>
-      </w:r>
-      <w:r>
-        <w:t xml:space="preserve"> </w:t>
-      </w:r>
-      <w:r>
-        <w:t xml:space="preserve">“differentiability implies continuity”</w:t>
-      </w:r>
-      <w:r>
-        <w:t xml:space="preserve">,</w:t>
-      </w:r>
-      <w:r>
-        <w:t xml:space="preserve"> </w:t>
-      </w:r>
-      <w:r>
-        <w:t xml:space="preserve">which says where continuity comes from,</w:t>
-      </w:r>
-      <w:r>
-        <w:t xml:space="preserve"> </w:t>
-      </w:r>
-      <w:r>
-        <w:t xml:space="preserve">and</w:t>
-      </w:r>
-      <w:r>
-        <w:t xml:space="preserve"> </w:t>
-      </w:r>
-      <w:r>
-        <w:t xml:space="preserve">“continuity implies integrability”</w:t>
-      </w:r>
-      <w:r>
-        <w:t xml:space="preserve">,</w:t>
-      </w:r>
-      <w:r>
-        <w:t xml:space="preserve"> </w:t>
-      </w:r>
-      <w:r>
-        <w:t xml:space="preserve">which says what continuity buys us.</w:t>
-      </w:r>
+      </w:ins>
+      <w:ins w:id="52" w:author="PR Preview" w:date="2026-01-01T00:00:00Z">
+        <w:r>
+          <w:t xml:space="preserve">there, though not necessary.</w:t>
+        </w:r>
+      </w:ins>
+      <w:ins w:id="53" w:author="PR Preview" w:date="2026-01-01T00:00:00Z">
+        <w:r>
+          <w:t xml:space="preserve"> </w:t>
+        </w:r>
+      </w:ins>
+      <w:ins w:id="54" w:author="PR Preview" w:date="2026-01-01T00:00:00Z">
+        <w:r>
+          <w:t xml:space="preserve">The two results are</w:t>
+        </w:r>
+      </w:ins>
+      <w:ins w:id="55" w:author="PR Preview" w:date="2026-01-01T00:00:00Z">
+        <w:r>
+          <w:t xml:space="preserve"> </w:t>
+        </w:r>
+      </w:ins>
+      <w:ins w:id="56" w:author="PR Preview" w:date="2026-01-01T00:00:00Z">
+        <w:r>
+          <w:t xml:space="preserve">“differentiability implies continuity”</w:t>
+        </w:r>
+      </w:ins>
+      <w:ins w:id="57" w:author="PR Preview" w:date="2026-01-01T00:00:00Z">
+        <w:r>
+          <w:t xml:space="preserve">,</w:t>
+        </w:r>
+      </w:ins>
+      <w:ins w:id="58" w:author="PR Preview" w:date="2026-01-01T00:00:00Z">
+        <w:r>
+          <w:t xml:space="preserve"> </w:t>
+        </w:r>
+      </w:ins>
+      <w:ins w:id="59" w:author="PR Preview" w:date="2026-01-01T00:00:00Z">
+        <w:r>
+          <w:t xml:space="preserve">which says where continuity comes from,</w:t>
+        </w:r>
+      </w:ins>
+      <w:ins w:id="60" w:author="PR Preview" w:date="2026-01-01T00:00:00Z">
+        <w:r>
+          <w:t xml:space="preserve"> </w:t>
+        </w:r>
+      </w:ins>
+      <w:ins w:id="61" w:author="PR Preview" w:date="2026-01-01T00:00:00Z">
+        <w:r>
+          <w:t xml:space="preserve">and</w:t>
+        </w:r>
+      </w:ins>
+      <w:ins w:id="62" w:author="PR Preview" w:date="2026-01-01T00:00:00Z">
+        <w:r>
+          <w:t xml:space="preserve"> </w:t>
+        </w:r>
+      </w:ins>
+      <w:ins w:id="63" w:author="PR Preview" w:date="2026-01-01T00:00:00Z">
+        <w:r>
+          <w:t xml:space="preserve">“continuity implies integrability”</w:t>
+        </w:r>
+      </w:ins>
+      <w:ins w:id="64" w:author="PR Preview" w:date="2026-01-01T00:00:00Z">
+        <w:r>
+          <w:t xml:space="preserve">,</w:t>
+        </w:r>
+      </w:ins>
+      <w:ins w:id="65" w:author="PR Preview" w:date="2026-01-01T00:00:00Z">
+        <w:r>
+          <w:t xml:space="preserve"> </w:t>
+        </w:r>
+      </w:ins>
+      <w:ins w:id="66" w:author="PR Preview" w:date="2026-01-01T00:00:00Z">
+        <w:r>
+          <w:t xml:space="preserve">which says what continuity gives us.</w:t>
+        </w:r>
+      </w:ins>
     </w:p>
     <w:bookmarkStart w:id="74" w:name="thm-diff-implies-cont"/>
     <w:p>
@@ -22268,7 +22533,7 @@
     </w:p>
     <w:bookmarkEnd w:id="93"/>
     <w:bookmarkEnd w:id="94"/>
-    <w:bookmarkStart w:id="166" w:name="fundamental-theorem-of-calculus"/>
+    <w:bookmarkStart w:id="170" w:name="fundamental-theorem-of-calculus"/>
     <w:p>
       <w:pPr>
         <w:pStyle w:val="Heading3"/>
@@ -22643,12 +22908,16 @@
       <w:pPr>
         <w:pStyle w:val="FirstParagraph"/>
       </w:pPr>
-      <w:r>
-        <w:t xml:space="preserve">So</w:t>
-      </w:r>
-      <w:r>
-        <w:t xml:space="preserve"> </w:t>
-      </w:r>
+      <w:del w:id="67" w:author="PR Preview" w:date="2026-01-01T00:00:00Z">
+        <w:r>
+          <w:delText xml:space="preserve">So</w:delText>
+        </w:r>
+      </w:del>
+      <w:del w:id="68" w:author="PR Preview" w:date="2026-01-01T00:00:00Z">
+        <w:r>
+          <w:delText xml:space="preserve"> </w:delText>
+        </w:r>
+      </w:del>
       <m:oMath>
         <m:r>
           <m:t>F</m:t>
@@ -22669,119 +22938,271 @@
           <m:t>)</m:t>
         </m:r>
       </m:oMath>
-      <w:r>
-        <w:t xml:space="preserve"> </w:t>
-      </w:r>
-      <w:r>
-        <w:t xml:space="preserve">is the integral of</w:t>
-      </w:r>
-      <w:r>
-        <w:t xml:space="preserve"> </w:t>
-      </w:r>
+      <w:del w:id="69" w:author="PR Preview" w:date="2026-01-01T00:00:00Z">
+        <w:r>
+          <w:delText xml:space="preserve"> </w:delText>
+        </w:r>
+      </w:del>
+      <w:del w:id="70" w:author="PR Preview" w:date="2026-01-01T00:00:00Z">
+        <w:r>
+          <w:delText xml:space="preserve">is the integral of</w:delText>
+        </w:r>
+      </w:del>
+      <w:del w:id="71" w:author="PR Preview" w:date="2026-01-01T00:00:00Z">
+        <w:r>
+          <w:delText xml:space="preserve"> </w:delText>
+        </w:r>
+      </w:del>
       <m:oMath>
         <m:r>
           <m:t>f</m:t>
         </m:r>
       </m:oMath>
-      <w:r>
-        <w:t xml:space="preserve"> </w:t>
-      </w:r>
-      <w:r>
-        <w:t xml:space="preserve">accumulated from</w:t>
-      </w:r>
-      <w:r>
-        <w:t xml:space="preserve"> </w:t>
-      </w:r>
+      <w:del w:id="72" w:author="PR Preview" w:date="2026-01-01T00:00:00Z">
+        <w:r>
+          <w:delText xml:space="preserve"> </w:delText>
+        </w:r>
+      </w:del>
+      <w:del w:id="73" w:author="PR Preview" w:date="2026-01-01T00:00:00Z">
+        <w:r>
+          <w:delText xml:space="preserve">accumulated from</w:delText>
+        </w:r>
+      </w:del>
+      <w:del w:id="74" w:author="PR Preview" w:date="2026-01-01T00:00:00Z">
+        <w:r>
+          <w:delText xml:space="preserve"> </w:delText>
+        </w:r>
+      </w:del>
       <m:oMath>
         <m:r>
           <m:t>a</m:t>
         </m:r>
       </m:oMath>
-      <w:r>
-        <w:t xml:space="preserve"> </w:t>
-      </w:r>
-      <w:r>
-        <w:t xml:space="preserve">up to</w:t>
-      </w:r>
-      <w:r>
-        <w:t xml:space="preserve"> </w:t>
-      </w:r>
+      <w:del w:id="75" w:author="PR Preview" w:date="2026-01-01T00:00:00Z">
+        <w:r>
+          <w:delText xml:space="preserve"> </w:delText>
+        </w:r>
+      </w:del>
+      <w:del w:id="76" w:author="PR Preview" w:date="2026-01-01T00:00:00Z">
+        <w:r>
+          <w:delText xml:space="preserve">up to</w:delText>
+        </w:r>
+      </w:del>
+      <w:del w:id="77" w:author="PR Preview" w:date="2026-01-01T00:00:00Z">
+        <w:r>
+          <w:delText xml:space="preserve"> </w:delText>
+        </w:r>
+      </w:del>
       <m:oMath>
         <m:r>
           <m:t>x</m:t>
         </m:r>
       </m:oMath>
-      <w:r>
-        <w:t xml:space="preserve">.</w:t>
-      </w:r>
-      <w:r>
-        <w:t xml:space="preserve"> </w:t>
-      </w:r>
-      <w:r>
-        <w:t xml:space="preserve">The letter</w:t>
-      </w:r>
-      <w:r>
-        <w:t xml:space="preserve"> </w:t>
-      </w:r>
+      <w:del w:id="78" w:author="PR Preview" w:date="2026-01-01T00:00:00Z">
+        <w:r>
+          <w:delText xml:space="preserve">.</w:delText>
+        </w:r>
+      </w:del>
+      <w:del w:id="79" w:author="PR Preview" w:date="2026-01-01T00:00:00Z">
+        <w:r>
+          <w:delText xml:space="preserve"> </w:delText>
+        </w:r>
+      </w:del>
+      <w:del w:id="80" w:author="PR Preview" w:date="2026-01-01T00:00:00Z">
+        <w:r>
+          <w:delText xml:space="preserve">The letter</w:delText>
+        </w:r>
+      </w:del>
+      <w:del w:id="81" w:author="PR Preview" w:date="2026-01-01T00:00:00Z">
+        <w:r>
+          <w:delText xml:space="preserve"> </w:delText>
+        </w:r>
+      </w:del>
       <m:oMath>
         <m:r>
           <m:t>t</m:t>
         </m:r>
       </m:oMath>
-      <w:r>
-        <w:t xml:space="preserve"> </w:t>
-      </w:r>
-      <w:r>
-        <w:t xml:space="preserve">inside the integral is a placeholder,</w:t>
-      </w:r>
-      <w:r>
-        <w:t xml:space="preserve"> </w:t>
-      </w:r>
-      <w:r>
-        <w:t xml:space="preserve">renamed from</w:t>
-      </w:r>
-      <w:r>
-        <w:t xml:space="preserve"> </w:t>
-      </w:r>
+      <w:del w:id="82" w:author="PR Preview" w:date="2026-01-01T00:00:00Z">
+        <w:r>
+          <w:delText xml:space="preserve"> </w:delText>
+        </w:r>
+      </w:del>
+      <w:del w:id="83" w:author="PR Preview" w:date="2026-01-01T00:00:00Z">
+        <w:r>
+          <w:delText xml:space="preserve">inside the integral is a placeholder,</w:delText>
+        </w:r>
+      </w:del>
+      <w:del w:id="84" w:author="PR Preview" w:date="2026-01-01T00:00:00Z">
+        <w:r>
+          <w:delText xml:space="preserve"> </w:delText>
+        </w:r>
+      </w:del>
+      <w:del w:id="85" w:author="PR Preview" w:date="2026-01-01T00:00:00Z">
+        <w:r>
+          <w:delText xml:space="preserve">renamed from</w:delText>
+        </w:r>
+      </w:del>
+      <w:del w:id="86" w:author="PR Preview" w:date="2026-01-01T00:00:00Z">
+        <w:r>
+          <w:delText xml:space="preserve"> </w:delText>
+        </w:r>
+      </w:del>
       <m:oMath>
         <m:r>
           <m:t>x</m:t>
         </m:r>
       </m:oMath>
-      <w:r>
-        <w:t xml:space="preserve"> </w:t>
-      </w:r>
-      <w:r>
-        <w:t xml:space="preserve">so that</w:t>
-      </w:r>
-      <w:r>
-        <w:t xml:space="preserve"> </w:t>
-      </w:r>
+      <w:del w:id="87" w:author="PR Preview" w:date="2026-01-01T00:00:00Z">
+        <w:r>
+          <w:delText xml:space="preserve"> </w:delText>
+        </w:r>
+      </w:del>
+      <w:del w:id="88" w:author="PR Preview" w:date="2026-01-01T00:00:00Z">
+        <w:r>
+          <w:delText xml:space="preserve">so that</w:delText>
+        </w:r>
+      </w:del>
+      <w:del w:id="89" w:author="PR Preview" w:date="2026-01-01T00:00:00Z">
+        <w:r>
+          <w:delText xml:space="preserve"> </w:delText>
+        </w:r>
+      </w:del>
       <m:oMath>
         <m:r>
           <m:t>x</m:t>
         </m:r>
       </m:oMath>
-      <w:r>
-        <w:t xml:space="preserve"> </w:t>
-      </w:r>
-      <w:r>
-        <w:t xml:space="preserve">can serve as the</w:t>
-      </w:r>
-      <w:r>
-        <w:t xml:space="preserve"> </w:t>
-      </w:r>
+      <w:del w:id="90" w:author="PR Preview" w:date="2026-01-01T00:00:00Z">
+        <w:r>
+          <w:delText xml:space="preserve"> </w:delText>
+        </w:r>
+      </w:del>
+      <w:del w:id="91" w:author="PR Preview" w:date="2026-01-01T00:00:00Z">
+        <w:r>
+          <w:delText xml:space="preserve">can serve as the</w:delText>
+        </w:r>
+      </w:del>
+      <w:del w:id="92" w:author="PR Preview" w:date="2026-01-01T00:00:00Z">
+        <w:r>
+          <w:delText xml:space="preserve"> </w:delText>
+        </w:r>
+      </w:del>
       <w:hyperlink r:id="rId62">
+        <w:del w:id="93" w:author="PR Preview" w:date="2026-01-01T00:00:00Z">
+          <w:r>
+            <w:rPr>
+              <w:rStyle w:val="Hyperlink"/>
+            </w:rPr>
+            <w:delText xml:space="preserve">upper limit</w:delText>
+          </w:r>
+        </w:del>
+      </w:hyperlink>
+      <w:del w:id="94" w:author="PR Preview" w:date="2026-01-01T00:00:00Z">
         <w:r>
-          <w:rPr>
-            <w:rStyle w:val="Hyperlink"/>
-          </w:rPr>
-          <w:t xml:space="preserve">upper limit</w:t>
+          <w:delText xml:space="preserve">.</w:delText>
         </w:r>
-      </w:hyperlink>
-      <w:r>
-        <w:t xml:space="preserve">.</w:t>
-      </w:r>
+      </w:del>
+    </w:p>
+    <w:p>
+      <w:pPr>
+        <w:pStyle w:val="FirstParagraph"/>
+      </w:pPr>
+      <w:ins w:id="95" w:author="PR Preview" w:date="2026-01-01T00:00:00Z">
+        <w:r>
+          <w:t xml:space="preserve">So</w:t>
+        </w:r>
+      </w:ins>
+      <w:ins w:id="96" w:author="PR Preview" w:date="2026-01-01T00:00:00Z">
+        <w:r>
+          <w:t xml:space="preserve"> </w:t>
+        </w:r>
+      </w:ins>
+      <m:oMath>
+        <m:r>
+          <m:t>F</m:t>
+        </m:r>
+        <m:r>
+          <m:rPr>
+            <m:sty m:val="p"/>
+          </m:rPr>
+          <m:t>(</m:t>
+        </m:r>
+        <m:r>
+          <m:t>x</m:t>
+        </m:r>
+        <m:r>
+          <m:rPr>
+            <m:sty m:val="p"/>
+          </m:rPr>
+          <m:t>)</m:t>
+        </m:r>
+      </m:oMath>
+      <w:ins w:id="97" w:author="PR Preview" w:date="2026-01-01T00:00:00Z">
+        <w:r>
+          <w:t xml:space="preserve"> </w:t>
+        </w:r>
+      </w:ins>
+      <w:ins w:id="98" w:author="PR Preview" w:date="2026-01-01T00:00:00Z">
+        <w:r>
+          <w:t xml:space="preserve">is the integral of</w:t>
+        </w:r>
+      </w:ins>
+      <w:ins w:id="99" w:author="PR Preview" w:date="2026-01-01T00:00:00Z">
+        <w:r>
+          <w:t xml:space="preserve"> </w:t>
+        </w:r>
+      </w:ins>
+      <m:oMath>
+        <m:r>
+          <m:t>f</m:t>
+        </m:r>
+      </m:oMath>
+      <w:ins w:id="100" w:author="PR Preview" w:date="2026-01-01T00:00:00Z">
+        <w:r>
+          <w:t xml:space="preserve"> </w:t>
+        </w:r>
+      </w:ins>
+      <w:ins w:id="101" w:author="PR Preview" w:date="2026-01-01T00:00:00Z">
+        <w:r>
+          <w:t xml:space="preserve">accumulated from</w:t>
+        </w:r>
+      </w:ins>
+      <w:ins w:id="102" w:author="PR Preview" w:date="2026-01-01T00:00:00Z">
+        <w:r>
+          <w:t xml:space="preserve"> </w:t>
+        </w:r>
+      </w:ins>
+      <m:oMath>
+        <m:r>
+          <m:t>a</m:t>
+        </m:r>
+      </m:oMath>
+      <w:ins w:id="103" w:author="PR Preview" w:date="2026-01-01T00:00:00Z">
+        <w:r>
+          <w:t xml:space="preserve"> </w:t>
+        </w:r>
+      </w:ins>
+      <w:ins w:id="104" w:author="PR Preview" w:date="2026-01-01T00:00:00Z">
+        <w:r>
+          <w:t xml:space="preserve">up to</w:t>
+        </w:r>
+      </w:ins>
+      <w:ins w:id="105" w:author="PR Preview" w:date="2026-01-01T00:00:00Z">
+        <w:r>
+          <w:t xml:space="preserve"> </w:t>
+        </w:r>
+      </w:ins>
+      <m:oMath>
+        <m:r>
+          <m:t>x</m:t>
+        </m:r>
+      </m:oMath>
+      <w:ins w:id="106" w:author="PR Preview" w:date="2026-01-01T00:00:00Z">
+        <w:r>
+          <w:t xml:space="preserve">.</w:t>
+        </w:r>
+      </w:ins>
     </w:p>
     <w:bookmarkEnd w:id="95"/>
     <w:bookmarkStart w:id="96" w:name="exm-accumulation-function"/>
@@ -23410,41 +23831,55 @@
       </w:r>
     </w:p>
     <w:bookmarkEnd w:id="96"/>
-    <w:bookmarkStart w:id="103" w:name="thm-ftc"/>
+    <w:bookmarkStart w:id="97" w:name="rem-accumulation-function-dummy-variable"/>
     <w:p>
       <w:pPr>
         <w:pStyle w:val="BodyText"/>
       </w:pPr>
-      <w:r>
-        <w:rPr>
-          <w:b/>
-          <w:bCs/>
-        </w:rPr>
-        <w:t xml:space="preserve">Theorem 5 (Fundamental Theorem of Calculus)</w:t>
-      </w:r>
-      <w:r>
-        <w:t xml:space="preserve"> </w:t>
-      </w:r>
-      <w:r>
-        <w:t xml:space="preserve">Let</w:t>
-      </w:r>
-      <w:r>
-        <w:t xml:space="preserve"> </w:t>
-      </w:r>
+      <w:del w:id="107" w:author="PR Preview" w:date="2026-01-01T00:00:00Z">
+        <w:r>
+          <w:rPr>
+            <w:b/>
+            <w:bCs/>
+          </w:rPr>
+          <w:delText xml:space="preserve">Theorem 5 (Fundamental Theorem of Calculus)</w:delText>
+        </w:r>
+      </w:del>
+      <w:del w:id="108" w:author="PR Preview" w:date="2026-01-01T00:00:00Z">
+        <w:r>
+          <w:delText xml:space="preserve"> </w:delText>
+        </w:r>
+      </w:del>
+      <w:del w:id="109" w:author="PR Preview" w:date="2026-01-01T00:00:00Z">
+        <w:r>
+          <w:delText xml:space="preserve">Let</w:delText>
+        </w:r>
+      </w:del>
+      <w:del w:id="110" w:author="PR Preview" w:date="2026-01-01T00:00:00Z">
+        <w:r>
+          <w:delText xml:space="preserve"> </w:delText>
+        </w:r>
+      </w:del>
       <m:oMath>
         <m:r>
           <m:t>f</m:t>
         </m:r>
       </m:oMath>
-      <w:r>
-        <w:t xml:space="preserve"> </w:t>
-      </w:r>
-      <w:r>
-        <w:t xml:space="preserve">be a continuous function on a closed interval</w:t>
-      </w:r>
-      <w:r>
-        <w:t xml:space="preserve"> </w:t>
-      </w:r>
+      <w:del w:id="111" w:author="PR Preview" w:date="2026-01-01T00:00:00Z">
+        <w:r>
+          <w:delText xml:space="preserve"> </w:delText>
+        </w:r>
+      </w:del>
+      <w:del w:id="112" w:author="PR Preview" w:date="2026-01-01T00:00:00Z">
+        <w:r>
+          <w:delText xml:space="preserve">be a continuous function on a closed interval</w:delText>
+        </w:r>
+      </w:del>
+      <w:del w:id="113" w:author="PR Preview" w:date="2026-01-01T00:00:00Z">
+        <w:r>
+          <w:delText xml:space="preserve"> </w:delText>
+        </w:r>
+      </w:del>
       <m:oMath>
         <m:r>
           <m:rPr>
@@ -23471,30 +23906,40 @@
           <m:t>]</m:t>
         </m:r>
       </m:oMath>
-      <w:r>
-        <w:t xml:space="preserve">.</w:t>
-      </w:r>
+      <w:del w:id="114" w:author="PR Preview" w:date="2026-01-01T00:00:00Z">
+        <w:r>
+          <w:delText xml:space="preserve">.</w:delText>
+        </w:r>
+      </w:del>
     </w:p>
     <w:p>
       <w:pPr>
         <w:pStyle w:val="BodyText"/>
       </w:pPr>
-      <w:r>
-        <w:rPr>
-          <w:b/>
-          <w:bCs/>
-        </w:rPr>
-        <w:t xml:space="preserve">Part 1 (Derivative of an integral).</w:t>
-      </w:r>
-      <w:r>
-        <w:t xml:space="preserve"> </w:t>
-      </w:r>
-      <w:r>
-        <w:t xml:space="preserve">Let</w:t>
-      </w:r>
-      <w:r>
-        <w:t xml:space="preserve"> </w:t>
-      </w:r>
+      <w:del w:id="115" w:author="PR Preview" w:date="2026-01-01T00:00:00Z">
+        <w:r>
+          <w:rPr>
+            <w:b/>
+            <w:bCs/>
+          </w:rPr>
+          <w:delText xml:space="preserve">Part 1 (Derivative of an integral).</w:delText>
+        </w:r>
+      </w:del>
+      <w:del w:id="116" w:author="PR Preview" w:date="2026-01-01T00:00:00Z">
+        <w:r>
+          <w:delText xml:space="preserve"> </w:delText>
+        </w:r>
+      </w:del>
+      <w:del w:id="117" w:author="PR Preview" w:date="2026-01-01T00:00:00Z">
+        <w:r>
+          <w:delText xml:space="preserve">Let</w:delText>
+        </w:r>
+      </w:del>
+      <w:del w:id="118" w:author="PR Preview" w:date="2026-01-01T00:00:00Z">
+        <w:r>
+          <w:delText xml:space="preserve"> </w:delText>
+        </w:r>
+      </w:del>
       <m:oMath>
         <m:r>
           <m:t>F</m:t>
@@ -23568,15 +24013,21 @@
           <m:t>t</m:t>
         </m:r>
       </m:oMath>
-      <w:r>
-        <w:t xml:space="preserve"> </w:t>
-      </w:r>
-      <w:r>
-        <w:t xml:space="preserve">for</w:t>
-      </w:r>
-      <w:r>
-        <w:t xml:space="preserve"> </w:t>
-      </w:r>
+      <w:del w:id="119" w:author="PR Preview" w:date="2026-01-01T00:00:00Z">
+        <w:r>
+          <w:delText xml:space="preserve"> </w:delText>
+        </w:r>
+      </w:del>
+      <w:del w:id="120" w:author="PR Preview" w:date="2026-01-01T00:00:00Z">
+        <w:r>
+          <w:delText xml:space="preserve">for</w:delText>
+        </w:r>
+      </w:del>
+      <w:del w:id="121" w:author="PR Preview" w:date="2026-01-01T00:00:00Z">
+        <w:r>
+          <w:delText xml:space="preserve"> </w:delText>
+        </w:r>
+      </w:del>
       <m:oMath>
         <m:r>
           <m:t>x</m:t>
@@ -23612,77 +24063,558 @@
           <m:t>]</m:t>
         </m:r>
       </m:oMath>
-      <w:r>
-        <w:t xml:space="preserve"> </w:t>
-      </w:r>
-      <w:r>
-        <w:t xml:space="preserve">be the accumulation function of</w:t>
-      </w:r>
-      <w:r>
-        <w:t xml:space="preserve"> </w:t>
-      </w:r>
+      <w:del w:id="122" w:author="PR Preview" w:date="2026-01-01T00:00:00Z">
+        <w:r>
+          <w:delText xml:space="preserve"> </w:delText>
+        </w:r>
+      </w:del>
+      <w:del w:id="123" w:author="PR Preview" w:date="2026-01-01T00:00:00Z">
+        <w:r>
+          <w:delText xml:space="preserve">be the accumulation function of</w:delText>
+        </w:r>
+      </w:del>
+      <w:del w:id="124" w:author="PR Preview" w:date="2026-01-01T00:00:00Z">
+        <w:r>
+          <w:delText xml:space="preserve"> </w:delText>
+        </w:r>
+      </w:del>
       <m:oMath>
         <m:r>
           <m:t>f</m:t>
         </m:r>
       </m:oMath>
-      <w:r>
-        <w:t xml:space="preserve"> </w:t>
-      </w:r>
-      <w:r>
-        <w:t xml:space="preserve">from</w:t>
-      </w:r>
-      <w:r>
-        <w:t xml:space="preserve"> </w:t>
-      </w:r>
+      <w:del w:id="125" w:author="PR Preview" w:date="2026-01-01T00:00:00Z">
+        <w:r>
+          <w:delText xml:space="preserve"> </w:delText>
+        </w:r>
+      </w:del>
+      <w:del w:id="126" w:author="PR Preview" w:date="2026-01-01T00:00:00Z">
+        <w:r>
+          <w:delText xml:space="preserve">from</w:delText>
+        </w:r>
+      </w:del>
+      <w:del w:id="127" w:author="PR Preview" w:date="2026-01-01T00:00:00Z">
+        <w:r>
+          <w:delText xml:space="preserve"> </w:delText>
+        </w:r>
+      </w:del>
       <m:oMath>
         <m:r>
           <m:t>a</m:t>
         </m:r>
       </m:oMath>
-      <w:r>
-        <w:t xml:space="preserve"> </w:t>
-      </w:r>
-      <w:r>
-        <w:t xml:space="preserve">(</w:t>
-      </w:r>
+      <w:del w:id="128" w:author="PR Preview" w:date="2026-01-01T00:00:00Z">
+        <w:r>
+          <w:delText xml:space="preserve"> </w:delText>
+        </w:r>
+      </w:del>
+      <w:del w:id="129" w:author="PR Preview" w:date="2026-01-01T00:00:00Z">
+        <w:r>
+          <w:delText xml:space="preserve">(</w:delText>
+        </w:r>
+      </w:del>
       <w:hyperlink w:anchor="def-accumulation-function">
+        <w:del w:id="130" w:author="PR Preview" w:date="2026-01-01T00:00:00Z">
+          <w:r>
+            <w:rPr>
+              <w:rStyle w:val="Hyperlink"/>
+            </w:rPr>
+            <w:delText xml:space="preserve">Definition 14</w:delText>
+          </w:r>
+        </w:del>
+      </w:hyperlink>
+      <w:del w:id="131" w:author="PR Preview" w:date="2026-01-01T00:00:00Z">
         <w:r>
-          <w:rPr>
-            <w:rStyle w:val="Hyperlink"/>
-          </w:rPr>
-          <w:t xml:space="preserve">Definition 14</w:t>
+          <w:delText xml:space="preserve">).</w:delText>
         </w:r>
-      </w:hyperlink>
-      <w:r>
-        <w:t xml:space="preserve">).</w:t>
-      </w:r>
-      <w:r>
-        <w:t xml:space="preserve"> </w:t>
-      </w:r>
-      <w:r>
-        <w:t xml:space="preserve">Then</w:t>
-      </w:r>
-      <w:r>
-        <w:t xml:space="preserve"> </w:t>
-      </w:r>
+      </w:del>
+      <w:del w:id="132" w:author="PR Preview" w:date="2026-01-01T00:00:00Z">
+        <w:r>
+          <w:delText xml:space="preserve"> </w:delText>
+        </w:r>
+      </w:del>
+      <w:del w:id="133" w:author="PR Preview" w:date="2026-01-01T00:00:00Z">
+        <w:r>
+          <w:delText xml:space="preserve">Then</w:delText>
+        </w:r>
+      </w:del>
+      <w:del w:id="134" w:author="PR Preview" w:date="2026-01-01T00:00:00Z">
+        <w:r>
+          <w:delText xml:space="preserve"> </w:delText>
+        </w:r>
+      </w:del>
       <m:oMath>
         <m:r>
           <m:t>F</m:t>
         </m:r>
       </m:oMath>
-      <w:r>
-        <w:t xml:space="preserve"> </w:t>
-      </w:r>
-      <w:r>
-        <w:t xml:space="preserve">is differentiable and:</w:t>
-      </w:r>
+      <w:del w:id="135" w:author="PR Preview" w:date="2026-01-01T00:00:00Z">
+        <w:r>
+          <w:delText xml:space="preserve"> </w:delText>
+        </w:r>
+      </w:del>
+      <w:del w:id="136" w:author="PR Preview" w:date="2026-01-01T00:00:00Z">
+        <w:r>
+          <w:delText xml:space="preserve">is differentiable and:</w:delText>
+        </w:r>
+      </w:del>
     </w:p>
     <w:p>
       <w:pPr>
         <w:pStyle w:val="BodyText"/>
       </w:pPr>
-      <w:bookmarkStart w:id="97" w:name="eq-ftc-deriv-of-integral"/>
+      <w:ins w:id="137" w:author="PR Preview" w:date="2026-01-01T00:00:00Z">
+        <w:r>
+          <w:rPr>
+            <w:i/>
+            <w:iCs/>
+          </w:rPr>
+          <w:t xml:space="preserve">Remark 2</w:t>
+        </w:r>
+      </w:ins>
+      <w:ins w:id="138" w:author="PR Preview" w:date="2026-01-01T00:00:00Z">
+        <w:r>
+          <w:t xml:space="preserve"> (Why the integration variable is called</w:t>
+        </w:r>
+      </w:ins>
+      <w:ins w:id="139" w:author="PR Preview" w:date="2026-01-01T00:00:00Z">
+        <w:r>
+          <w:t xml:space="preserve"> </w:t>
+        </w:r>
+      </w:ins>
+      <m:oMath>
+        <m:r>
+          <m:t>t</m:t>
+        </m:r>
+      </m:oMath>
+      <w:ins w:id="140" w:author="PR Preview" w:date="2026-01-01T00:00:00Z">
+        <w:r>
+          <w:t xml:space="preserve">). </w:t>
+        </w:r>
+      </w:ins>
+      <w:ins w:id="141" w:author="PR Preview" w:date="2026-01-01T00:00:00Z">
+        <w:r>
+          <w:t xml:space="preserve">The letter</w:t>
+        </w:r>
+      </w:ins>
+      <w:ins w:id="142" w:author="PR Preview" w:date="2026-01-01T00:00:00Z">
+        <w:r>
+          <w:t xml:space="preserve"> </w:t>
+        </w:r>
+      </w:ins>
+      <m:oMath>
+        <m:r>
+          <m:t>t</m:t>
+        </m:r>
+      </m:oMath>
+      <w:ins w:id="143" w:author="PR Preview" w:date="2026-01-01T00:00:00Z">
+        <w:r>
+          <w:t xml:space="preserve"> </w:t>
+        </w:r>
+      </w:ins>
+      <w:ins w:id="144" w:author="PR Preview" w:date="2026-01-01T00:00:00Z">
+        <w:r>
+          <w:t xml:space="preserve">inside the integral is a placeholder,</w:t>
+        </w:r>
+      </w:ins>
+      <w:ins w:id="145" w:author="PR Preview" w:date="2026-01-01T00:00:00Z">
+        <w:r>
+          <w:t xml:space="preserve"> </w:t>
+        </w:r>
+      </w:ins>
+      <w:ins w:id="146" w:author="PR Preview" w:date="2026-01-01T00:00:00Z">
+        <w:r>
+          <w:t xml:space="preserve">renamed from</w:t>
+        </w:r>
+      </w:ins>
+      <w:ins w:id="147" w:author="PR Preview" w:date="2026-01-01T00:00:00Z">
+        <w:r>
+          <w:t xml:space="preserve"> </w:t>
+        </w:r>
+      </w:ins>
+      <m:oMath>
+        <m:r>
+          <m:t>x</m:t>
+        </m:r>
+      </m:oMath>
+      <w:ins w:id="148" w:author="PR Preview" w:date="2026-01-01T00:00:00Z">
+        <w:r>
+          <w:t xml:space="preserve"> </w:t>
+        </w:r>
+      </w:ins>
+      <w:ins w:id="149" w:author="PR Preview" w:date="2026-01-01T00:00:00Z">
+        <w:r>
+          <w:t xml:space="preserve">so that</w:t>
+        </w:r>
+      </w:ins>
+      <w:ins w:id="150" w:author="PR Preview" w:date="2026-01-01T00:00:00Z">
+        <w:r>
+          <w:t xml:space="preserve"> </w:t>
+        </w:r>
+      </w:ins>
+      <m:oMath>
+        <m:r>
+          <m:t>x</m:t>
+        </m:r>
+      </m:oMath>
+      <w:ins w:id="151" w:author="PR Preview" w:date="2026-01-01T00:00:00Z">
+        <w:r>
+          <w:t xml:space="preserve"> </w:t>
+        </w:r>
+      </w:ins>
+      <w:ins w:id="152" w:author="PR Preview" w:date="2026-01-01T00:00:00Z">
+        <w:r>
+          <w:t xml:space="preserve">can serve as the</w:t>
+        </w:r>
+      </w:ins>
+      <w:ins w:id="153" w:author="PR Preview" w:date="2026-01-01T00:00:00Z">
+        <w:r>
+          <w:t xml:space="preserve"> </w:t>
+        </w:r>
+      </w:ins>
+      <w:hyperlink r:id="rId62">
+        <w:ins w:id="154" w:author="PR Preview" w:date="2026-01-01T00:00:00Z">
+          <w:r>
+            <w:rPr>
+              <w:rStyle w:val="Hyperlink"/>
+            </w:rPr>
+            <w:t xml:space="preserve">upper limit</w:t>
+          </w:r>
+        </w:ins>
+      </w:hyperlink>
+      <w:ins w:id="155" w:author="PR Preview" w:date="2026-01-01T00:00:00Z">
+        <w:r>
+          <w:t xml:space="preserve">.</w:t>
+        </w:r>
+      </w:ins>
+    </w:p>
+    <w:bookmarkEnd w:id="97"/>
+    <w:p>
+      <w:pPr>
+        <w:pStyle w:val="BodyText"/>
+      </w:pPr>
+      <w:bookmarkStart w:id="98" w:name="thm-ftc"/>
+      <w:bookmarkEnd w:id="98"/>
+    </w:p>
+    <w:bookmarkStart w:id="103" w:name="thm-ftc-part1"/>
+    <w:p>
+      <w:pPr>
+        <w:pStyle w:val="BodyText"/>
+      </w:pPr>
+      <w:ins w:id="156" w:author="PR Preview" w:date="2026-01-01T00:00:00Z">
+        <w:r>
+          <w:rPr>
+            <w:b/>
+            <w:bCs/>
+          </w:rPr>
+          <w:t xml:space="preserve">Theorem 5 (Fundamental Theorem of Calculus, Part 1 (derivative of an integral))</w:t>
+        </w:r>
+      </w:ins>
+      <w:ins w:id="157" w:author="PR Preview" w:date="2026-01-01T00:00:00Z">
+        <w:r>
+          <w:t xml:space="preserve"> </w:t>
+        </w:r>
+      </w:ins>
+      <w:ins w:id="158" w:author="PR Preview" w:date="2026-01-01T00:00:00Z">
+        <w:r>
+          <w:t xml:space="preserve">Let</w:t>
+        </w:r>
+      </w:ins>
+      <w:ins w:id="159" w:author="PR Preview" w:date="2026-01-01T00:00:00Z">
+        <w:r>
+          <w:t xml:space="preserve"> </w:t>
+        </w:r>
+      </w:ins>
+      <m:oMath>
+        <m:r>
+          <m:t>f</m:t>
+        </m:r>
+      </m:oMath>
+      <w:ins w:id="160" w:author="PR Preview" w:date="2026-01-01T00:00:00Z">
+        <w:r>
+          <w:t xml:space="preserve"> </w:t>
+        </w:r>
+      </w:ins>
+      <w:ins w:id="161" w:author="PR Preview" w:date="2026-01-01T00:00:00Z">
+        <w:r>
+          <w:t xml:space="preserve">be a continuous function on a closed interval</w:t>
+        </w:r>
+      </w:ins>
+      <w:ins w:id="162" w:author="PR Preview" w:date="2026-01-01T00:00:00Z">
+        <w:r>
+          <w:t xml:space="preserve"> </w:t>
+        </w:r>
+      </w:ins>
+      <m:oMath>
+        <m:r>
+          <m:rPr>
+            <m:sty m:val="p"/>
+          </m:rPr>
+          <m:t>[</m:t>
+        </m:r>
+        <m:r>
+          <m:t>a</m:t>
+        </m:r>
+        <m:r>
+          <m:rPr>
+            <m:sty m:val="p"/>
+          </m:rPr>
+          <m:t>,</m:t>
+        </m:r>
+        <m:r>
+          <m:t>b</m:t>
+        </m:r>
+        <m:r>
+          <m:rPr>
+            <m:sty m:val="p"/>
+          </m:rPr>
+          <m:t>]</m:t>
+        </m:r>
+      </m:oMath>
+      <w:ins w:id="163" w:author="PR Preview" w:date="2026-01-01T00:00:00Z">
+        <w:r>
+          <w:t xml:space="preserve">.</w:t>
+        </w:r>
+      </w:ins>
+      <w:ins w:id="164" w:author="PR Preview" w:date="2026-01-01T00:00:00Z">
+        <w:r>
+          <w:t xml:space="preserve"> </w:t>
+        </w:r>
+      </w:ins>
+      <w:ins w:id="165" w:author="PR Preview" w:date="2026-01-01T00:00:00Z">
+        <w:r>
+          <w:t xml:space="preserve">Let</w:t>
+        </w:r>
+      </w:ins>
+      <w:ins w:id="166" w:author="PR Preview" w:date="2026-01-01T00:00:00Z">
+        <w:r>
+          <w:t xml:space="preserve"> </w:t>
+        </w:r>
+      </w:ins>
+      <m:oMath>
+        <m:r>
+          <m:t>F</m:t>
+        </m:r>
+        <m:r>
+          <m:rPr>
+            <m:sty m:val="p"/>
+          </m:rPr>
+          <m:t>(</m:t>
+        </m:r>
+        <m:r>
+          <m:t>x</m:t>
+        </m:r>
+        <m:r>
+          <m:rPr>
+            <m:sty m:val="p"/>
+          </m:rPr>
+          <m:t>)</m:t>
+        </m:r>
+        <m:r>
+          <m:rPr>
+            <m:sty m:val="p"/>
+          </m:rPr>
+          <m:t>=</m:t>
+        </m:r>
+        <m:nary>
+          <m:naryPr>
+            <m:chr m:val="∫"/>
+            <m:limLoc m:val="subSup"/>
+            <m:subHide m:val="off"/>
+            <m:supHide m:val="off"/>
+          </m:naryPr>
+          <m:sub>
+            <m:r>
+              <m:t>a</m:t>
+            </m:r>
+          </m:sub>
+          <m:sup>
+            <m:r>
+              <m:t>x</m:t>
+            </m:r>
+          </m:sup>
+          <m:e>
+            <m:r>
+              <m:t>f</m:t>
+            </m:r>
+          </m:e>
+        </m:nary>
+        <m:r>
+          <m:rPr>
+            <m:sty m:val="p"/>
+          </m:rPr>
+          <m:t>(</m:t>
+        </m:r>
+        <m:r>
+          <m:t>t</m:t>
+        </m:r>
+        <m:r>
+          <m:rPr>
+            <m:sty m:val="p"/>
+          </m:rPr>
+          <m:t>)</m:t>
+        </m:r>
+        <m:r>
+          <m:t> </m:t>
+        </m:r>
+        <m:r>
+          <m:t>d</m:t>
+        </m:r>
+        <m:r>
+          <m:t>t</m:t>
+        </m:r>
+      </m:oMath>
+      <w:ins w:id="167" w:author="PR Preview" w:date="2026-01-01T00:00:00Z">
+        <w:r>
+          <w:t xml:space="preserve"> </w:t>
+        </w:r>
+      </w:ins>
+      <w:ins w:id="168" w:author="PR Preview" w:date="2026-01-01T00:00:00Z">
+        <w:r>
+          <w:t xml:space="preserve">for</w:t>
+        </w:r>
+      </w:ins>
+      <w:ins w:id="169" w:author="PR Preview" w:date="2026-01-01T00:00:00Z">
+        <w:r>
+          <w:t xml:space="preserve"> </w:t>
+        </w:r>
+      </w:ins>
+      <m:oMath>
+        <m:r>
+          <m:t>x</m:t>
+        </m:r>
+        <m:r>
+          <m:rPr>
+            <m:sty m:val="p"/>
+          </m:rPr>
+          <m:t>∈</m:t>
+        </m:r>
+        <m:r>
+          <m:rPr>
+            <m:sty m:val="p"/>
+          </m:rPr>
+          <m:t>[</m:t>
+        </m:r>
+        <m:r>
+          <m:t>a</m:t>
+        </m:r>
+        <m:r>
+          <m:rPr>
+            <m:sty m:val="p"/>
+          </m:rPr>
+          <m:t>,</m:t>
+        </m:r>
+        <m:r>
+          <m:t>b</m:t>
+        </m:r>
+        <m:r>
+          <m:rPr>
+            <m:sty m:val="p"/>
+          </m:rPr>
+          <m:t>]</m:t>
+        </m:r>
+      </m:oMath>
+      <w:ins w:id="170" w:author="PR Preview" w:date="2026-01-01T00:00:00Z">
+        <w:r>
+          <w:t xml:space="preserve"> </w:t>
+        </w:r>
+      </w:ins>
+      <w:ins w:id="171" w:author="PR Preview" w:date="2026-01-01T00:00:00Z">
+        <w:r>
+          <w:t xml:space="preserve">be the accumulation function of</w:t>
+        </w:r>
+      </w:ins>
+      <w:ins w:id="172" w:author="PR Preview" w:date="2026-01-01T00:00:00Z">
+        <w:r>
+          <w:t xml:space="preserve"> </w:t>
+        </w:r>
+      </w:ins>
+      <m:oMath>
+        <m:r>
+          <m:t>f</m:t>
+        </m:r>
+      </m:oMath>
+      <w:ins w:id="173" w:author="PR Preview" w:date="2026-01-01T00:00:00Z">
+        <w:r>
+          <w:t xml:space="preserve"> </w:t>
+        </w:r>
+      </w:ins>
+      <w:ins w:id="174" w:author="PR Preview" w:date="2026-01-01T00:00:00Z">
+        <w:r>
+          <w:t xml:space="preserve">from</w:t>
+        </w:r>
+      </w:ins>
+      <w:ins w:id="175" w:author="PR Preview" w:date="2026-01-01T00:00:00Z">
+        <w:r>
+          <w:t xml:space="preserve"> </w:t>
+        </w:r>
+      </w:ins>
+      <m:oMath>
+        <m:r>
+          <m:t>a</m:t>
+        </m:r>
+      </m:oMath>
+      <w:ins w:id="176" w:author="PR Preview" w:date="2026-01-01T00:00:00Z">
+        <w:r>
+          <w:t xml:space="preserve"> </w:t>
+        </w:r>
+      </w:ins>
+      <w:ins w:id="177" w:author="PR Preview" w:date="2026-01-01T00:00:00Z">
+        <w:r>
+          <w:t xml:space="preserve">(</w:t>
+        </w:r>
+      </w:ins>
+      <w:hyperlink w:anchor="def-accumulation-function">
+        <w:ins w:id="178" w:author="PR Preview" w:date="2026-01-01T00:00:00Z">
+          <w:r>
+            <w:rPr>
+              <w:rStyle w:val="Hyperlink"/>
+            </w:rPr>
+            <w:t xml:space="preserve">Definition 14</w:t>
+          </w:r>
+        </w:ins>
+      </w:hyperlink>
+      <w:ins w:id="179" w:author="PR Preview" w:date="2026-01-01T00:00:00Z">
+        <w:r>
+          <w:t xml:space="preserve">).</w:t>
+        </w:r>
+      </w:ins>
+      <w:ins w:id="180" w:author="PR Preview" w:date="2026-01-01T00:00:00Z">
+        <w:r>
+          <w:t xml:space="preserve"> </w:t>
+        </w:r>
+      </w:ins>
+      <w:ins w:id="181" w:author="PR Preview" w:date="2026-01-01T00:00:00Z">
+        <w:r>
+          <w:t xml:space="preserve">Then</w:t>
+        </w:r>
+      </w:ins>
+      <w:ins w:id="182" w:author="PR Preview" w:date="2026-01-01T00:00:00Z">
+        <w:r>
+          <w:t xml:space="preserve"> </w:t>
+        </w:r>
+      </w:ins>
+      <m:oMath>
+        <m:r>
+          <m:t>F</m:t>
+        </m:r>
+      </m:oMath>
+      <w:ins w:id="183" w:author="PR Preview" w:date="2026-01-01T00:00:00Z">
+        <w:r>
+          <w:t xml:space="preserve"> </w:t>
+        </w:r>
+      </w:ins>
+      <w:ins w:id="184" w:author="PR Preview" w:date="2026-01-01T00:00:00Z">
+        <w:r>
+          <w:t xml:space="preserve">is differentiable and:</w:t>
+        </w:r>
+      </w:ins>
+    </w:p>
+    <w:p>
+      <w:pPr>
+        <w:pStyle w:val="BodyText"/>
+      </w:pPr>
+      <w:bookmarkStart w:id="99" w:name="eq-ftc-deriv-of-integral"/>
       <m:oMathPara>
         <m:oMathParaPr>
           <m:jc m:val="center"/>
@@ -23803,7 +24735,7 @@
           </m:r>
         </m:oMath>
       </m:oMathPara>
-      <w:bookmarkEnd w:id="97"/>
+      <w:bookmarkEnd w:id="99"/>
     </w:p>
     <w:tbl>
       <w:tblPr>
@@ -23846,18 +24778,18 @@
                 <wp:inline>
                   <wp:extent cx="152400" cy="152400"/>
                   <wp:effectExtent b="0" l="0" r="0" t="0"/>
-                  <wp:docPr descr="" title="" id="99" name="Picture"/>
+                  <wp:docPr descr="" title="" id="101" name="Picture"/>
                   <a:graphic>
                     <a:graphicData uri="http://schemas.openxmlformats.org/drawingml/2006/picture">
                       <pic:pic>
                         <pic:nvPicPr>
-                          <pic:cNvPr descr="/opt/quarto/share/formats/docx/note.png" id="100" name="Picture"/>
+                          <pic:cNvPr descr="/opt/quarto/share/formats/docx/note.png" id="102" name="Picture"/>
                           <pic:cNvPicPr>
                             <a:picLocks noChangeArrowheads="1" noChangeAspect="1"/>
                           </pic:cNvPicPr>
                         </pic:nvPicPr>
                         <pic:blipFill>
-                          <a:blip r:embed="rId98"/>
+                          <a:blip r:embed="rId100"/>
                           <a:stretch>
                             <a:fillRect/>
                           </a:stretch>
@@ -24115,110 +25047,160 @@
         <w:t xml:space="preserve">(Larson and Edwards 2018, Theorem 4.11, p. 288)</w:t>
       </w:r>
     </w:p>
+    <w:bookmarkEnd w:id="103"/>
+    <w:bookmarkStart w:id="106" w:name="thm-ftc-part2"/>
     <w:p>
       <w:pPr>
         <w:pStyle w:val="BodyText"/>
       </w:pPr>
-      <w:r>
-        <w:rPr>
-          <w:b/>
-          <w:bCs/>
-        </w:rPr>
-        <w:t xml:space="preserve">Part 2 (Evaluation theorem).</w:t>
-      </w:r>
-      <w:r>
-        <w:t xml:space="preserve"> </w:t>
-      </w:r>
-      <w:r>
-        <w:t xml:space="preserve">The</w:t>
-      </w:r>
-      <w:r>
-        <w:t xml:space="preserve"> </w:t>
-      </w:r>
+      <w:del w:id="185" w:author="PR Preview" w:date="2026-01-01T00:00:00Z">
+        <w:r>
+          <w:rPr>
+            <w:b/>
+            <w:bCs/>
+          </w:rPr>
+          <w:delText xml:space="preserve">Part 2 (Evaluation theorem).</w:delText>
+        </w:r>
+      </w:del>
+      <w:del w:id="186" w:author="PR Preview" w:date="2026-01-01T00:00:00Z">
+        <w:r>
+          <w:delText xml:space="preserve"> </w:delText>
+        </w:r>
+      </w:del>
+      <w:del w:id="187" w:author="PR Preview" w:date="2026-01-01T00:00:00Z">
+        <w:r>
+          <w:delText xml:space="preserve">The</w:delText>
+        </w:r>
+      </w:del>
+      <w:del w:id="188" w:author="PR Preview" w:date="2026-01-01T00:00:00Z">
+        <w:r>
+          <w:delText xml:space="preserve"> </w:delText>
+        </w:r>
+      </w:del>
       <m:oMath>
         <m:r>
           <m:t>F</m:t>
         </m:r>
       </m:oMath>
-      <w:r>
-        <w:t xml:space="preserve"> </w:t>
-      </w:r>
-      <w:r>
-        <w:t xml:space="preserve">here may be</w:t>
-      </w:r>
-      <w:r>
-        <w:t xml:space="preserve"> </w:t>
-      </w:r>
-      <w:r>
-        <w:rPr>
-          <w:i/>
-          <w:iCs/>
-        </w:rPr>
-        <w:t xml:space="preserve">any</w:t>
-      </w:r>
-      <w:r>
-        <w:t xml:space="preserve"> </w:t>
-      </w:r>
-      <w:r>
-        <w:t xml:space="preserve">antiderivative of</w:t>
-      </w:r>
-      <w:r>
-        <w:t xml:space="preserve"> </w:t>
-      </w:r>
+      <w:del w:id="189" w:author="PR Preview" w:date="2026-01-01T00:00:00Z">
+        <w:r>
+          <w:delText xml:space="preserve"> </w:delText>
+        </w:r>
+      </w:del>
+      <w:del w:id="190" w:author="PR Preview" w:date="2026-01-01T00:00:00Z">
+        <w:r>
+          <w:delText xml:space="preserve">here may be</w:delText>
+        </w:r>
+      </w:del>
+      <w:del w:id="191" w:author="PR Preview" w:date="2026-01-01T00:00:00Z">
+        <w:r>
+          <w:delText xml:space="preserve"> </w:delText>
+        </w:r>
+      </w:del>
+      <w:del w:id="192" w:author="PR Preview" w:date="2026-01-01T00:00:00Z">
+        <w:r>
+          <w:rPr>
+            <w:i/>
+            <w:iCs/>
+          </w:rPr>
+          <w:delText xml:space="preserve">any</w:delText>
+        </w:r>
+      </w:del>
+      <w:del w:id="193" w:author="PR Preview" w:date="2026-01-01T00:00:00Z">
+        <w:r>
+          <w:delText xml:space="preserve"> </w:delText>
+        </w:r>
+      </w:del>
+      <w:del w:id="194" w:author="PR Preview" w:date="2026-01-01T00:00:00Z">
+        <w:r>
+          <w:delText xml:space="preserve">antiderivative of</w:delText>
+        </w:r>
+      </w:del>
+      <w:del w:id="195" w:author="PR Preview" w:date="2026-01-01T00:00:00Z">
+        <w:r>
+          <w:delText xml:space="preserve"> </w:delText>
+        </w:r>
+      </w:del>
       <m:oMath>
         <m:r>
           <m:t>f</m:t>
         </m:r>
       </m:oMath>
-      <w:r>
-        <w:t xml:space="preserve"> </w:t>
-      </w:r>
-      <w:r>
-        <w:t xml:space="preserve">— not just the</w:t>
-      </w:r>
-      <w:r>
-        <w:t xml:space="preserve"> </w:t>
-      </w:r>
-      <w:r>
-        <w:t xml:space="preserve">accumulation function from Part 1.</w:t>
-      </w:r>
-      <w:r>
-        <w:t xml:space="preserve"> </w:t>
-      </w:r>
-      <w:r>
-        <w:t xml:space="preserve">If</w:t>
-      </w:r>
-      <w:r>
-        <w:t xml:space="preserve"> </w:t>
-      </w:r>
+      <w:del w:id="196" w:author="PR Preview" w:date="2026-01-01T00:00:00Z">
+        <w:r>
+          <w:delText xml:space="preserve"> </w:delText>
+        </w:r>
+      </w:del>
+      <w:del w:id="197" w:author="PR Preview" w:date="2026-01-01T00:00:00Z">
+        <w:r>
+          <w:delText xml:space="preserve">— not just the</w:delText>
+        </w:r>
+      </w:del>
+      <w:del w:id="198" w:author="PR Preview" w:date="2026-01-01T00:00:00Z">
+        <w:r>
+          <w:delText xml:space="preserve"> </w:delText>
+        </w:r>
+      </w:del>
+      <w:del w:id="199" w:author="PR Preview" w:date="2026-01-01T00:00:00Z">
+        <w:r>
+          <w:delText xml:space="preserve">accumulation function from Part 1.</w:delText>
+        </w:r>
+      </w:del>
+      <w:del w:id="200" w:author="PR Preview" w:date="2026-01-01T00:00:00Z">
+        <w:r>
+          <w:delText xml:space="preserve"> </w:delText>
+        </w:r>
+      </w:del>
+      <w:del w:id="201" w:author="PR Preview" w:date="2026-01-01T00:00:00Z">
+        <w:r>
+          <w:delText xml:space="preserve">If</w:delText>
+        </w:r>
+      </w:del>
+      <w:del w:id="202" w:author="PR Preview" w:date="2026-01-01T00:00:00Z">
+        <w:r>
+          <w:delText xml:space="preserve"> </w:delText>
+        </w:r>
+      </w:del>
       <m:oMath>
         <m:r>
           <m:t>F</m:t>
         </m:r>
       </m:oMath>
-      <w:r>
-        <w:t xml:space="preserve"> </w:t>
-      </w:r>
-      <w:r>
-        <w:t xml:space="preserve">is an antiderivative of</w:t>
-      </w:r>
-      <w:r>
-        <w:t xml:space="preserve"> </w:t>
-      </w:r>
+      <w:del w:id="203" w:author="PR Preview" w:date="2026-01-01T00:00:00Z">
+        <w:r>
+          <w:delText xml:space="preserve"> </w:delText>
+        </w:r>
+      </w:del>
+      <w:del w:id="204" w:author="PR Preview" w:date="2026-01-01T00:00:00Z">
+        <w:r>
+          <w:delText xml:space="preserve">is an antiderivative of</w:delText>
+        </w:r>
+      </w:del>
+      <w:del w:id="205" w:author="PR Preview" w:date="2026-01-01T00:00:00Z">
+        <w:r>
+          <w:delText xml:space="preserve"> </w:delText>
+        </w:r>
+      </w:del>
       <m:oMath>
         <m:r>
           <m:t>f</m:t>
         </m:r>
       </m:oMath>
-      <w:r>
-        <w:t xml:space="preserve"> </w:t>
-      </w:r>
-      <w:r>
-        <w:t xml:space="preserve">on</w:t>
-      </w:r>
-      <w:r>
-        <w:t xml:space="preserve"> </w:t>
-      </w:r>
+      <w:del w:id="206" w:author="PR Preview" w:date="2026-01-01T00:00:00Z">
+        <w:r>
+          <w:delText xml:space="preserve"> </w:delText>
+        </w:r>
+      </w:del>
+      <w:del w:id="207" w:author="PR Preview" w:date="2026-01-01T00:00:00Z">
+        <w:r>
+          <w:delText xml:space="preserve">on</w:delText>
+        </w:r>
+      </w:del>
+      <w:del w:id="208" w:author="PR Preview" w:date="2026-01-01T00:00:00Z">
+        <w:r>
+          <w:delText xml:space="preserve"> </w:delText>
+        </w:r>
+      </w:del>
       <m:oMath>
         <m:r>
           <m:rPr>
@@ -24245,15 +25227,21 @@
           <m:t>]</m:t>
         </m:r>
       </m:oMath>
-      <w:r>
-        <w:t xml:space="preserve"> </w:t>
-      </w:r>
-      <w:r>
-        <w:t xml:space="preserve">(i.e.,</w:t>
-      </w:r>
-      <w:r>
-        <w:t xml:space="preserve"> </w:t>
-      </w:r>
+      <w:del w:id="209" w:author="PR Preview" w:date="2026-01-01T00:00:00Z">
+        <w:r>
+          <w:delText xml:space="preserve"> </w:delText>
+        </w:r>
+      </w:del>
+      <w:del w:id="210" w:author="PR Preview" w:date="2026-01-01T00:00:00Z">
+        <w:r>
+          <w:delText xml:space="preserve">(i.e.,</w:delText>
+        </w:r>
+      </w:del>
+      <w:del w:id="211" w:author="PR Preview" w:date="2026-01-01T00:00:00Z">
+        <w:r>
+          <w:delText xml:space="preserve"> </w:delText>
+        </w:r>
+      </w:del>
       <m:oMath>
         <m:f>
           <m:fPr>
@@ -24322,15 +25310,21 @@
           <m:t>)</m:t>
         </m:r>
       </m:oMath>
-      <w:r>
-        <w:t xml:space="preserve"> </w:t>
-      </w:r>
-      <w:r>
-        <w:t xml:space="preserve">for all</w:t>
-      </w:r>
-      <w:r>
-        <w:t xml:space="preserve"> </w:t>
-      </w:r>
+      <w:del w:id="212" w:author="PR Preview" w:date="2026-01-01T00:00:00Z">
+        <w:r>
+          <w:delText xml:space="preserve"> </w:delText>
+        </w:r>
+      </w:del>
+      <w:del w:id="213" w:author="PR Preview" w:date="2026-01-01T00:00:00Z">
+        <w:r>
+          <w:delText xml:space="preserve">for all</w:delText>
+        </w:r>
+      </w:del>
+      <w:del w:id="214" w:author="PR Preview" w:date="2026-01-01T00:00:00Z">
+        <w:r>
+          <w:delText xml:space="preserve"> </w:delText>
+        </w:r>
+      </w:del>
       <m:oMath>
         <m:r>
           <m:t>x</m:t>
@@ -24366,15 +25360,420 @@
           <m:t>]</m:t>
         </m:r>
       </m:oMath>
-      <w:r>
-        <w:t xml:space="preserve">), then:</w:t>
-      </w:r>
+      <w:del w:id="215" w:author="PR Preview" w:date="2026-01-01T00:00:00Z">
+        <w:r>
+          <w:delText xml:space="preserve">), then:</w:delText>
+        </w:r>
+      </w:del>
     </w:p>
     <w:p>
       <w:pPr>
         <w:pStyle w:val="BodyText"/>
       </w:pPr>
-      <w:bookmarkStart w:id="101" w:name="eq-ftc-part2"/>
+      <w:ins w:id="216" w:author="PR Preview" w:date="2026-01-01T00:00:00Z">
+        <w:r>
+          <w:rPr>
+            <w:b/>
+            <w:bCs/>
+          </w:rPr>
+          <w:t xml:space="preserve">Theorem 6 (Fundamental Theorem of Calculus, Part 2 (evaluation theorem))</w:t>
+        </w:r>
+      </w:ins>
+      <w:ins w:id="217" w:author="PR Preview" w:date="2026-01-01T00:00:00Z">
+        <w:r>
+          <w:t xml:space="preserve"> </w:t>
+        </w:r>
+      </w:ins>
+      <w:ins w:id="218" w:author="PR Preview" w:date="2026-01-01T00:00:00Z">
+        <w:r>
+          <w:t xml:space="preserve">Let</w:t>
+        </w:r>
+      </w:ins>
+      <w:ins w:id="219" w:author="PR Preview" w:date="2026-01-01T00:00:00Z">
+        <w:r>
+          <w:t xml:space="preserve"> </w:t>
+        </w:r>
+      </w:ins>
+      <m:oMath>
+        <m:r>
+          <m:t>f</m:t>
+        </m:r>
+      </m:oMath>
+      <w:ins w:id="220" w:author="PR Preview" w:date="2026-01-01T00:00:00Z">
+        <w:r>
+          <w:t xml:space="preserve"> </w:t>
+        </w:r>
+      </w:ins>
+      <w:ins w:id="221" w:author="PR Preview" w:date="2026-01-01T00:00:00Z">
+        <w:r>
+          <w:t xml:space="preserve">be a continuous function on a closed interval</w:t>
+        </w:r>
+      </w:ins>
+      <w:ins w:id="222" w:author="PR Preview" w:date="2026-01-01T00:00:00Z">
+        <w:r>
+          <w:t xml:space="preserve"> </w:t>
+        </w:r>
+      </w:ins>
+      <m:oMath>
+        <m:r>
+          <m:rPr>
+            <m:sty m:val="p"/>
+          </m:rPr>
+          <m:t>[</m:t>
+        </m:r>
+        <m:r>
+          <m:t>a</m:t>
+        </m:r>
+        <m:r>
+          <m:rPr>
+            <m:sty m:val="p"/>
+          </m:rPr>
+          <m:t>,</m:t>
+        </m:r>
+        <m:r>
+          <m:t>b</m:t>
+        </m:r>
+        <m:r>
+          <m:rPr>
+            <m:sty m:val="p"/>
+          </m:rPr>
+          <m:t>]</m:t>
+        </m:r>
+      </m:oMath>
+      <w:ins w:id="223" w:author="PR Preview" w:date="2026-01-01T00:00:00Z">
+        <w:r>
+          <w:t xml:space="preserve">.</w:t>
+        </w:r>
+      </w:ins>
+      <w:ins w:id="224" w:author="PR Preview" w:date="2026-01-01T00:00:00Z">
+        <w:r>
+          <w:t xml:space="preserve"> </w:t>
+        </w:r>
+      </w:ins>
+      <w:ins w:id="225" w:author="PR Preview" w:date="2026-01-01T00:00:00Z">
+        <w:r>
+          <w:t xml:space="preserve">The</w:t>
+        </w:r>
+      </w:ins>
+      <w:ins w:id="226" w:author="PR Preview" w:date="2026-01-01T00:00:00Z">
+        <w:r>
+          <w:t xml:space="preserve"> </w:t>
+        </w:r>
+      </w:ins>
+      <m:oMath>
+        <m:r>
+          <m:t>F</m:t>
+        </m:r>
+      </m:oMath>
+      <w:ins w:id="227" w:author="PR Preview" w:date="2026-01-01T00:00:00Z">
+        <w:r>
+          <w:t xml:space="preserve"> </w:t>
+        </w:r>
+      </w:ins>
+      <w:ins w:id="228" w:author="PR Preview" w:date="2026-01-01T00:00:00Z">
+        <w:r>
+          <w:t xml:space="preserve">here may be</w:t>
+        </w:r>
+      </w:ins>
+      <w:ins w:id="229" w:author="PR Preview" w:date="2026-01-01T00:00:00Z">
+        <w:r>
+          <w:t xml:space="preserve"> </w:t>
+        </w:r>
+      </w:ins>
+      <w:ins w:id="230" w:author="PR Preview" w:date="2026-01-01T00:00:00Z">
+        <w:r>
+          <w:rPr>
+            <w:i/>
+            <w:iCs/>
+          </w:rPr>
+          <w:t xml:space="preserve">any</w:t>
+        </w:r>
+      </w:ins>
+      <w:ins w:id="231" w:author="PR Preview" w:date="2026-01-01T00:00:00Z">
+        <w:r>
+          <w:t xml:space="preserve"> </w:t>
+        </w:r>
+      </w:ins>
+      <w:ins w:id="232" w:author="PR Preview" w:date="2026-01-01T00:00:00Z">
+        <w:r>
+          <w:t xml:space="preserve">antiderivative of</w:t>
+        </w:r>
+      </w:ins>
+      <w:ins w:id="233" w:author="PR Preview" w:date="2026-01-01T00:00:00Z">
+        <w:r>
+          <w:t xml:space="preserve"> </w:t>
+        </w:r>
+      </w:ins>
+      <m:oMath>
+        <m:r>
+          <m:t>f</m:t>
+        </m:r>
+      </m:oMath>
+      <w:ins w:id="234" w:author="PR Preview" w:date="2026-01-01T00:00:00Z">
+        <w:r>
+          <w:t xml:space="preserve"> </w:t>
+        </w:r>
+      </w:ins>
+      <w:ins w:id="235" w:author="PR Preview" w:date="2026-01-01T00:00:00Z">
+        <w:r>
+          <w:t xml:space="preserve">— not just the</w:t>
+        </w:r>
+      </w:ins>
+      <w:ins w:id="236" w:author="PR Preview" w:date="2026-01-01T00:00:00Z">
+        <w:r>
+          <w:t xml:space="preserve"> </w:t>
+        </w:r>
+      </w:ins>
+      <w:ins w:id="237" w:author="PR Preview" w:date="2026-01-01T00:00:00Z">
+        <w:r>
+          <w:t xml:space="preserve">accumulation function from</w:t>
+        </w:r>
+      </w:ins>
+      <w:ins w:id="238" w:author="PR Preview" w:date="2026-01-01T00:00:00Z">
+        <w:r>
+          <w:t xml:space="preserve"> </w:t>
+        </w:r>
+      </w:ins>
+      <w:hyperlink w:anchor="thm-ftc-part1">
+        <w:ins w:id="239" w:author="PR Preview" w:date="2026-01-01T00:00:00Z">
+          <w:r>
+            <w:rPr>
+              <w:rStyle w:val="Hyperlink"/>
+            </w:rPr>
+            <w:t xml:space="preserve">Theorem 5</w:t>
+          </w:r>
+        </w:ins>
+      </w:hyperlink>
+      <w:ins w:id="240" w:author="PR Preview" w:date="2026-01-01T00:00:00Z">
+        <w:r>
+          <w:t xml:space="preserve">.</w:t>
+        </w:r>
+      </w:ins>
+      <w:ins w:id="241" w:author="PR Preview" w:date="2026-01-01T00:00:00Z">
+        <w:r>
+          <w:t xml:space="preserve"> </w:t>
+        </w:r>
+      </w:ins>
+      <w:ins w:id="242" w:author="PR Preview" w:date="2026-01-01T00:00:00Z">
+        <w:r>
+          <w:t xml:space="preserve">If</w:t>
+        </w:r>
+      </w:ins>
+      <w:ins w:id="243" w:author="PR Preview" w:date="2026-01-01T00:00:00Z">
+        <w:r>
+          <w:t xml:space="preserve"> </w:t>
+        </w:r>
+      </w:ins>
+      <m:oMath>
+        <m:r>
+          <m:t>F</m:t>
+        </m:r>
+      </m:oMath>
+      <w:ins w:id="244" w:author="PR Preview" w:date="2026-01-01T00:00:00Z">
+        <w:r>
+          <w:t xml:space="preserve"> </w:t>
+        </w:r>
+      </w:ins>
+      <w:ins w:id="245" w:author="PR Preview" w:date="2026-01-01T00:00:00Z">
+        <w:r>
+          <w:t xml:space="preserve">is an antiderivative of</w:t>
+        </w:r>
+      </w:ins>
+      <w:ins w:id="246" w:author="PR Preview" w:date="2026-01-01T00:00:00Z">
+        <w:r>
+          <w:t xml:space="preserve"> </w:t>
+        </w:r>
+      </w:ins>
+      <m:oMath>
+        <m:r>
+          <m:t>f</m:t>
+        </m:r>
+      </m:oMath>
+      <w:ins w:id="247" w:author="PR Preview" w:date="2026-01-01T00:00:00Z">
+        <w:r>
+          <w:t xml:space="preserve"> </w:t>
+        </w:r>
+      </w:ins>
+      <w:ins w:id="248" w:author="PR Preview" w:date="2026-01-01T00:00:00Z">
+        <w:r>
+          <w:t xml:space="preserve">on</w:t>
+        </w:r>
+      </w:ins>
+      <w:ins w:id="249" w:author="PR Preview" w:date="2026-01-01T00:00:00Z">
+        <w:r>
+          <w:t xml:space="preserve"> </w:t>
+        </w:r>
+      </w:ins>
+      <m:oMath>
+        <m:r>
+          <m:rPr>
+            <m:sty m:val="p"/>
+          </m:rPr>
+          <m:t>[</m:t>
+        </m:r>
+        <m:r>
+          <m:t>a</m:t>
+        </m:r>
+        <m:r>
+          <m:rPr>
+            <m:sty m:val="p"/>
+          </m:rPr>
+          <m:t>,</m:t>
+        </m:r>
+        <m:r>
+          <m:t>b</m:t>
+        </m:r>
+        <m:r>
+          <m:rPr>
+            <m:sty m:val="p"/>
+          </m:rPr>
+          <m:t>]</m:t>
+        </m:r>
+      </m:oMath>
+      <w:ins w:id="250" w:author="PR Preview" w:date="2026-01-01T00:00:00Z">
+        <w:r>
+          <w:t xml:space="preserve"> </w:t>
+        </w:r>
+      </w:ins>
+      <w:ins w:id="251" w:author="PR Preview" w:date="2026-01-01T00:00:00Z">
+        <w:r>
+          <w:t xml:space="preserve">(i.e.,</w:t>
+        </w:r>
+      </w:ins>
+      <w:ins w:id="252" w:author="PR Preview" w:date="2026-01-01T00:00:00Z">
+        <w:r>
+          <w:t xml:space="preserve"> </w:t>
+        </w:r>
+      </w:ins>
+      <m:oMath>
+        <m:f>
+          <m:fPr>
+            <m:type m:val="bar"/>
+          </m:fPr>
+          <m:num>
+            <m:r>
+              <m:rPr>
+                <m:sty m:val="p"/>
+              </m:rPr>
+              <m:t>∂</m:t>
+            </m:r>
+          </m:num>
+          <m:den>
+            <m:r>
+              <m:rPr>
+                <m:sty m:val="p"/>
+              </m:rPr>
+              <m:t>∂</m:t>
+            </m:r>
+            <m:r>
+              <m:t>x</m:t>
+            </m:r>
+          </m:den>
+        </m:f>
+        <m:r>
+          <m:t>F</m:t>
+        </m:r>
+        <m:r>
+          <m:rPr>
+            <m:sty m:val="p"/>
+          </m:rPr>
+          <m:t>(</m:t>
+        </m:r>
+        <m:r>
+          <m:t>x</m:t>
+        </m:r>
+        <m:r>
+          <m:rPr>
+            <m:sty m:val="p"/>
+          </m:rPr>
+          <m:t>)</m:t>
+        </m:r>
+        <m:r>
+          <m:rPr>
+            <m:sty m:val="p"/>
+          </m:rPr>
+          <m:t>=</m:t>
+        </m:r>
+        <m:r>
+          <m:t>f</m:t>
+        </m:r>
+        <m:r>
+          <m:rPr>
+            <m:sty m:val="p"/>
+          </m:rPr>
+          <m:t>(</m:t>
+        </m:r>
+        <m:r>
+          <m:t>x</m:t>
+        </m:r>
+        <m:r>
+          <m:rPr>
+            <m:sty m:val="p"/>
+          </m:rPr>
+          <m:t>)</m:t>
+        </m:r>
+      </m:oMath>
+      <w:ins w:id="253" w:author="PR Preview" w:date="2026-01-01T00:00:00Z">
+        <w:r>
+          <w:t xml:space="preserve"> </w:t>
+        </w:r>
+      </w:ins>
+      <w:ins w:id="254" w:author="PR Preview" w:date="2026-01-01T00:00:00Z">
+        <w:r>
+          <w:t xml:space="preserve">for all</w:t>
+        </w:r>
+      </w:ins>
+      <w:ins w:id="255" w:author="PR Preview" w:date="2026-01-01T00:00:00Z">
+        <w:r>
+          <w:t xml:space="preserve"> </w:t>
+        </w:r>
+      </w:ins>
+      <m:oMath>
+        <m:r>
+          <m:t>x</m:t>
+        </m:r>
+        <m:r>
+          <m:rPr>
+            <m:sty m:val="p"/>
+          </m:rPr>
+          <m:t>∈</m:t>
+        </m:r>
+        <m:r>
+          <m:rPr>
+            <m:sty m:val="p"/>
+          </m:rPr>
+          <m:t>[</m:t>
+        </m:r>
+        <m:r>
+          <m:t>a</m:t>
+        </m:r>
+        <m:r>
+          <m:rPr>
+            <m:sty m:val="p"/>
+          </m:rPr>
+          <m:t>,</m:t>
+        </m:r>
+        <m:r>
+          <m:t>b</m:t>
+        </m:r>
+        <m:r>
+          <m:rPr>
+            <m:sty m:val="p"/>
+          </m:rPr>
+          <m:t>]</m:t>
+        </m:r>
+      </m:oMath>
+      <w:ins w:id="256" w:author="PR Preview" w:date="2026-01-01T00:00:00Z">
+        <w:r>
+          <w:t xml:space="preserve">), then:</w:t>
+        </w:r>
+      </w:ins>
+    </w:p>
+    <w:p>
+      <w:pPr>
+        <w:pStyle w:val="BodyText"/>
+      </w:pPr>
+      <w:bookmarkStart w:id="104" w:name="eq-ftc-part2"/>
       <m:oMathPara>
         <m:oMathParaPr>
           <m:jc m:val="center"/>
@@ -24495,7 +25894,7 @@
           </m:r>
         </m:oMath>
       </m:oMathPara>
-      <w:bookmarkEnd w:id="101"/>
+      <w:bookmarkEnd w:id="104"/>
     </w:p>
     <w:p>
       <w:pPr>
@@ -24565,7 +25964,7 @@
       <w:pPr>
         <w:pStyle w:val="BodyText"/>
       </w:pPr>
-      <w:bookmarkStart w:id="102" w:name="eq-ftc-integral-of-deriv"/>
+      <w:bookmarkStart w:id="105" w:name="eq-ftc-integral-of-deriv"/>
       <m:oMathPara>
         <m:oMathParaPr>
           <m:jc m:val="center"/>
@@ -24698,7 +26097,7 @@
           </m:r>
         </m:oMath>
       </m:oMathPara>
-      <w:bookmarkEnd w:id="102"/>
+      <w:bookmarkEnd w:id="105"/>
     </w:p>
     <w:p>
       <w:pPr>
@@ -24826,7 +26225,7 @@
         <w:t xml:space="preserve">(Banner 2007, chap. 18; Larson and Edwards 2018, Theorem 4.9, p. 282)</w:t>
       </w:r>
     </w:p>
-    <w:bookmarkEnd w:id="103"/>
+    <w:bookmarkEnd w:id="106"/>
     <w:p>
       <w:pPr>
         <w:pStyle w:val="BodyText"/>
@@ -25135,7 +26534,7 @@
       <w:r>
         <w:t xml:space="preserve"> </w:t>
       </w:r>
-      <w:hyperlink w:anchor="thm-ftc">
+      <w:hyperlink w:anchor="thm-ftc-part1">
         <w:r>
           <w:rPr>
             <w:rStyle w:val="Hyperlink"/>
@@ -25193,7 +26592,7 @@
         <w:t xml:space="preserve">a common situation in applied statistics.</w:t>
       </w:r>
     </w:p>
-    <w:bookmarkStart w:id="104" w:name="def-evaluation-bracket"/>
+    <w:bookmarkStart w:id="107" w:name="def-evaluation-bracket"/>
     <w:p>
       <w:pPr>
         <w:pStyle w:val="BodyText"/>
@@ -25439,12 +26838,16 @@
       <w:pPr>
         <w:pStyle w:val="FirstParagraph"/>
       </w:pPr>
-      <w:r>
-        <w:t xml:space="preserve">When the variable is clear from the context, it is written</w:t>
-      </w:r>
-      <w:r>
-        <w:t xml:space="preserve"> </w:t>
-      </w:r>
+      <w:del w:id="257" w:author="PR Preview" w:date="2026-01-01T00:00:00Z">
+        <w:r>
+          <w:delText xml:space="preserve">When the variable is clear from the context, it is written</w:delText>
+        </w:r>
+      </w:del>
+      <w:del w:id="258" w:author="PR Preview" w:date="2026-01-01T00:00:00Z">
+        <w:r>
+          <w:delText xml:space="preserve"> </w:delText>
+        </w:r>
+      </w:del>
       <m:oMath>
         <m:r>
           <m:t>​</m:t>
@@ -25495,29 +26898,41 @@
           </m:sup>
         </m:sSubSup>
       </m:oMath>
-      <w:r>
-        <w:t xml:space="preserve">.</w:t>
-      </w:r>
-      <w:r>
-        <w:t xml:space="preserve"> </w:t>
-      </w:r>
-      <w:r>
-        <w:t xml:space="preserve">With FTC Part 2 (</w:t>
-      </w:r>
+      <w:del w:id="259" w:author="PR Preview" w:date="2026-01-01T00:00:00Z">
+        <w:r>
+          <w:delText xml:space="preserve">.</w:delText>
+        </w:r>
+      </w:del>
+      <w:del w:id="260" w:author="PR Preview" w:date="2026-01-01T00:00:00Z">
+        <w:r>
+          <w:delText xml:space="preserve"> </w:delText>
+        </w:r>
+      </w:del>
+      <w:del w:id="261" w:author="PR Preview" w:date="2026-01-01T00:00:00Z">
+        <w:r>
+          <w:delText xml:space="preserve">With FTC Part 2 (</w:delText>
+        </w:r>
+      </w:del>
       <w:hyperlink w:anchor="thm-ftc">
+        <w:del w:id="262" w:author="PR Preview" w:date="2026-01-01T00:00:00Z">
+          <w:r>
+            <w:rPr>
+              <w:rStyle w:val="Hyperlink"/>
+            </w:rPr>
+            <w:delText xml:space="preserve">Theorem 5</w:delText>
+          </w:r>
+        </w:del>
+      </w:hyperlink>
+      <w:del w:id="263" w:author="PR Preview" w:date="2026-01-01T00:00:00Z">
         <w:r>
-          <w:rPr>
-            <w:rStyle w:val="Hyperlink"/>
-          </w:rPr>
-          <w:t xml:space="preserve">Theorem 5</w:t>
+          <w:delText xml:space="preserve">),</w:delText>
         </w:r>
-      </w:hyperlink>
-      <w:r>
-        <w:t xml:space="preserve">),</w:t>
-      </w:r>
-      <w:r>
-        <w:t xml:space="preserve"> </w:t>
-      </w:r>
+      </w:del>
+      <w:del w:id="264" w:author="PR Preview" w:date="2026-01-01T00:00:00Z">
+        <w:r>
+          <w:delText xml:space="preserve"> </w:delText>
+        </w:r>
+      </w:del>
       <m:oMath>
         <m:nary>
           <m:naryPr>
@@ -25639,46 +27054,66 @@
           </m:sup>
         </m:sSubSup>
       </m:oMath>
-      <w:r>
-        <w:t xml:space="preserve"> </w:t>
-      </w:r>
-      <w:r>
-        <w:t xml:space="preserve">for any antiderivative</w:t>
-      </w:r>
-      <w:r>
-        <w:t xml:space="preserve"> </w:t>
-      </w:r>
+      <w:del w:id="265" w:author="PR Preview" w:date="2026-01-01T00:00:00Z">
+        <w:r>
+          <w:delText xml:space="preserve"> </w:delText>
+        </w:r>
+      </w:del>
+      <w:del w:id="266" w:author="PR Preview" w:date="2026-01-01T00:00:00Z">
+        <w:r>
+          <w:delText xml:space="preserve">for any antiderivative</w:delText>
+        </w:r>
+      </w:del>
+      <w:del w:id="267" w:author="PR Preview" w:date="2026-01-01T00:00:00Z">
+        <w:r>
+          <w:delText xml:space="preserve"> </w:delText>
+        </w:r>
+      </w:del>
       <m:oMath>
         <m:r>
           <m:t>F</m:t>
         </m:r>
       </m:oMath>
-      <w:r>
-        <w:t xml:space="preserve"> </w:t>
-      </w:r>
-      <w:r>
-        <w:t xml:space="preserve">of a continuous</w:t>
-      </w:r>
-      <w:r>
-        <w:t xml:space="preserve"> </w:t>
-      </w:r>
+      <w:del w:id="268" w:author="PR Preview" w:date="2026-01-01T00:00:00Z">
+        <w:r>
+          <w:delText xml:space="preserve"> </w:delText>
+        </w:r>
+      </w:del>
+      <w:del w:id="269" w:author="PR Preview" w:date="2026-01-01T00:00:00Z">
+        <w:r>
+          <w:delText xml:space="preserve">of a continuous</w:delText>
+        </w:r>
+      </w:del>
+      <w:del w:id="270" w:author="PR Preview" w:date="2026-01-01T00:00:00Z">
+        <w:r>
+          <w:delText xml:space="preserve"> </w:delText>
+        </w:r>
+      </w:del>
       <m:oMath>
         <m:r>
           <m:t>f</m:t>
         </m:r>
       </m:oMath>
-      <w:r>
-        <w:t xml:space="preserve">,</w:t>
-      </w:r>
-      <w:r>
-        <w:t xml:space="preserve"> </w:t>
-      </w:r>
-      <w:r>
-        <w:t xml:space="preserve">and computing</w:t>
-      </w:r>
-      <w:r>
-        <w:t xml:space="preserve"> </w:t>
-      </w:r>
+      <w:del w:id="271" w:author="PR Preview" w:date="2026-01-01T00:00:00Z">
+        <w:r>
+          <w:delText xml:space="preserve">,</w:delText>
+        </w:r>
+      </w:del>
+      <w:del w:id="272" w:author="PR Preview" w:date="2026-01-01T00:00:00Z">
+        <w:r>
+          <w:delText xml:space="preserve"> </w:delText>
+        </w:r>
+      </w:del>
+      <w:del w:id="273" w:author="PR Preview" w:date="2026-01-01T00:00:00Z">
+        <w:r>
+          <w:delText xml:space="preserve">and computing</w:delText>
+        </w:r>
+      </w:del>
+      <w:del w:id="274" w:author="PR Preview" w:date="2026-01-01T00:00:00Z">
+        <w:r>
+          <w:delText xml:space="preserve"> </w:delText>
+        </w:r>
+      </w:del>
       <m:oMath>
         <m:r>
           <m:t>F</m:t>
@@ -25723,67 +27158,306 @@
           <m:t>)</m:t>
         </m:r>
       </m:oMath>
-      <w:r>
-        <w:t xml:space="preserve"> </w:t>
-      </w:r>
-      <w:r>
-        <w:t xml:space="preserve">from the bracket is called</w:t>
-      </w:r>
-      <w:r>
-        <w:t xml:space="preserve"> </w:t>
-      </w:r>
-      <w:r>
-        <w:rPr>
-          <w:b/>
-          <w:bCs/>
-        </w:rPr>
-        <w:t xml:space="preserve">evaluating at the limits</w:t>
-      </w:r>
-      <w:r>
-        <w:t xml:space="preserve"> </w:t>
-      </w:r>
-      <w:r>
-        <w:t xml:space="preserve">(the</w:t>
-      </w:r>
-      <w:r>
-        <w:t xml:space="preserve"> </w:t>
-      </w:r>
-      <w:hyperlink r:id="rId62">
+      <w:del w:id="275" w:author="PR Preview" w:date="2026-01-01T00:00:00Z">
+        <w:r>
+          <w:delText xml:space="preserve"> </w:delText>
+        </w:r>
+      </w:del>
+      <w:del w:id="276" w:author="PR Preview" w:date="2026-01-01T00:00:00Z">
+        <w:r>
+          <w:delText xml:space="preserve">from the bracket is called</w:delText>
+        </w:r>
+      </w:del>
+      <w:del w:id="277" w:author="PR Preview" w:date="2026-01-01T00:00:00Z">
+        <w:r>
+          <w:delText xml:space="preserve"> </w:delText>
+        </w:r>
+      </w:del>
+      <w:del w:id="278" w:author="PR Preview" w:date="2026-01-01T00:00:00Z">
         <w:r>
           <w:rPr>
-            <w:rStyle w:val="Hyperlink"/>
+            <w:b/>
+            <w:bCs/>
           </w:rPr>
-          <w:t xml:space="preserve">limits of integration</w:t>
+          <w:delText xml:space="preserve">evaluating at the limits</w:delText>
         </w:r>
+      </w:del>
+      <w:del w:id="279" w:author="PR Preview" w:date="2026-01-01T00:00:00Z">
+        <w:r>
+          <w:delText xml:space="preserve"> </w:delText>
+        </w:r>
+      </w:del>
+      <w:del w:id="280" w:author="PR Preview" w:date="2026-01-01T00:00:00Z">
+        <w:r>
+          <w:delText xml:space="preserve">(the</w:delText>
+        </w:r>
+      </w:del>
+      <w:del w:id="281" w:author="PR Preview" w:date="2026-01-01T00:00:00Z">
+        <w:r>
+          <w:delText xml:space="preserve"> </w:delText>
+        </w:r>
+      </w:del>
+      <w:hyperlink r:id="rId62">
+        <w:del w:id="282" w:author="PR Preview" w:date="2026-01-01T00:00:00Z">
+          <w:r>
+            <w:rPr>
+              <w:rStyle w:val="Hyperlink"/>
+            </w:rPr>
+            <w:delText xml:space="preserve">limits of integration</w:delText>
+          </w:r>
+        </w:del>
       </w:hyperlink>
-      <w:r>
-        <w:t xml:space="preserve"> </w:t>
-      </w:r>
+      <w:del w:id="283" w:author="PR Preview" w:date="2026-01-01T00:00:00Z">
+        <w:r>
+          <w:delText xml:space="preserve"> </w:delText>
+        </w:r>
+      </w:del>
       <m:oMath>
         <m:r>
           <m:t>a</m:t>
         </m:r>
       </m:oMath>
-      <w:r>
-        <w:t xml:space="preserve"> </w:t>
-      </w:r>
-      <w:r>
-        <w:t xml:space="preserve">and</w:t>
-      </w:r>
-      <w:r>
-        <w:t xml:space="preserve"> </w:t>
-      </w:r>
+      <w:del w:id="284" w:author="PR Preview" w:date="2026-01-01T00:00:00Z">
+        <w:r>
+          <w:delText xml:space="preserve"> </w:delText>
+        </w:r>
+      </w:del>
+      <w:del w:id="285" w:author="PR Preview" w:date="2026-01-01T00:00:00Z">
+        <w:r>
+          <w:delText xml:space="preserve">and</w:delText>
+        </w:r>
+      </w:del>
+      <w:del w:id="286" w:author="PR Preview" w:date="2026-01-01T00:00:00Z">
+        <w:r>
+          <w:delText xml:space="preserve"> </w:delText>
+        </w:r>
+      </w:del>
       <m:oMath>
         <m:r>
           <m:t>b</m:t>
         </m:r>
       </m:oMath>
-      <w:r>
-        <w:t xml:space="preserve">).</w:t>
-      </w:r>
+      <w:del w:id="287" w:author="PR Preview" w:date="2026-01-01T00:00:00Z">
+        <w:r>
+          <w:delText xml:space="preserve">).</w:delText>
+        </w:r>
+      </w:del>
     </w:p>
-    <w:bookmarkEnd w:id="104"/>
-    <w:bookmarkStart w:id="105" w:name="exm-evaluation-bracket"/>
+    <w:p>
+      <w:pPr>
+        <w:pStyle w:val="FirstParagraph"/>
+      </w:pPr>
+      <w:ins w:id="288" w:author="PR Preview" w:date="2026-01-01T00:00:00Z">
+        <w:r>
+          <w:t xml:space="preserve">When the variable is clear from the context, it is written</w:t>
+        </w:r>
+      </w:ins>
+      <w:ins w:id="289" w:author="PR Preview" w:date="2026-01-01T00:00:00Z">
+        <w:r>
+          <w:t xml:space="preserve"> </w:t>
+        </w:r>
+      </w:ins>
+      <m:oMath>
+        <m:r>
+          <m:t>​</m:t>
+        </m:r>
+        <m:d>
+          <m:dPr>
+            <m:begChr m:val="["/>
+            <m:sepChr m:val=""/>
+            <m:endChr m:val="]"/>
+            <m:grow/>
+          </m:dPr>
+          <m:e>
+            <m:r>
+              <m:t>F</m:t>
+            </m:r>
+            <m:r>
+              <m:rPr>
+                <m:sty m:val="p"/>
+              </m:rPr>
+              <m:t>(</m:t>
+            </m:r>
+            <m:r>
+              <m:t>t</m:t>
+            </m:r>
+            <m:r>
+              <m:rPr>
+                <m:sty m:val="p"/>
+              </m:rPr>
+              <m:t>)</m:t>
+            </m:r>
+          </m:e>
+        </m:d>
+        <m:sSubSup>
+          <m:e>
+            <m:r>
+              <m:t>​</m:t>
+            </m:r>
+          </m:e>
+          <m:sub>
+            <m:r>
+              <m:t>a</m:t>
+            </m:r>
+          </m:sub>
+          <m:sup>
+            <m:r>
+              <m:t>b</m:t>
+            </m:r>
+          </m:sup>
+        </m:sSubSup>
+      </m:oMath>
+      <w:ins w:id="290" w:author="PR Preview" w:date="2026-01-01T00:00:00Z">
+        <w:r>
+          <w:t xml:space="preserve">.</w:t>
+        </w:r>
+      </w:ins>
+      <w:ins w:id="291" w:author="PR Preview" w:date="2026-01-01T00:00:00Z">
+        <w:r>
+          <w:t xml:space="preserve"> </w:t>
+        </w:r>
+      </w:ins>
+      <w:ins w:id="292" w:author="PR Preview" w:date="2026-01-01T00:00:00Z">
+        <w:r>
+          <w:t xml:space="preserve">Computing</w:t>
+        </w:r>
+      </w:ins>
+      <w:ins w:id="293" w:author="PR Preview" w:date="2026-01-01T00:00:00Z">
+        <w:r>
+          <w:t xml:space="preserve"> </w:t>
+        </w:r>
+      </w:ins>
+      <m:oMath>
+        <m:r>
+          <m:t>F</m:t>
+        </m:r>
+        <m:r>
+          <m:rPr>
+            <m:sty m:val="p"/>
+          </m:rPr>
+          <m:t>(</m:t>
+        </m:r>
+        <m:r>
+          <m:t>b</m:t>
+        </m:r>
+        <m:r>
+          <m:rPr>
+            <m:sty m:val="p"/>
+          </m:rPr>
+          <m:t>)</m:t>
+        </m:r>
+        <m:r>
+          <m:rPr>
+            <m:sty m:val="p"/>
+          </m:rPr>
+          <m:t>−</m:t>
+        </m:r>
+        <m:r>
+          <m:t>F</m:t>
+        </m:r>
+        <m:r>
+          <m:rPr>
+            <m:sty m:val="p"/>
+          </m:rPr>
+          <m:t>(</m:t>
+        </m:r>
+        <m:r>
+          <m:t>a</m:t>
+        </m:r>
+        <m:r>
+          <m:rPr>
+            <m:sty m:val="p"/>
+          </m:rPr>
+          <m:t>)</m:t>
+        </m:r>
+      </m:oMath>
+      <w:ins w:id="294" w:author="PR Preview" w:date="2026-01-01T00:00:00Z">
+        <w:r>
+          <w:t xml:space="preserve"> </w:t>
+        </w:r>
+      </w:ins>
+      <w:ins w:id="295" w:author="PR Preview" w:date="2026-01-01T00:00:00Z">
+        <w:r>
+          <w:t xml:space="preserve">from the bracket is called</w:t>
+        </w:r>
+      </w:ins>
+      <w:ins w:id="296" w:author="PR Preview" w:date="2026-01-01T00:00:00Z">
+        <w:r>
+          <w:t xml:space="preserve"> </w:t>
+        </w:r>
+      </w:ins>
+      <w:ins w:id="297" w:author="PR Preview" w:date="2026-01-01T00:00:00Z">
+        <w:r>
+          <w:rPr>
+            <w:b/>
+            <w:bCs/>
+          </w:rPr>
+          <w:t xml:space="preserve">evaluating at the limits</w:t>
+        </w:r>
+      </w:ins>
+      <w:ins w:id="298" w:author="PR Preview" w:date="2026-01-01T00:00:00Z">
+        <w:r>
+          <w:t xml:space="preserve"> </w:t>
+        </w:r>
+      </w:ins>
+      <w:ins w:id="299" w:author="PR Preview" w:date="2026-01-01T00:00:00Z">
+        <w:r>
+          <w:t xml:space="preserve">(the</w:t>
+        </w:r>
+      </w:ins>
+      <w:ins w:id="300" w:author="PR Preview" w:date="2026-01-01T00:00:00Z">
+        <w:r>
+          <w:t xml:space="preserve"> </w:t>
+        </w:r>
+      </w:ins>
+      <w:hyperlink r:id="rId62">
+        <w:ins w:id="301" w:author="PR Preview" w:date="2026-01-01T00:00:00Z">
+          <w:r>
+            <w:rPr>
+              <w:rStyle w:val="Hyperlink"/>
+            </w:rPr>
+            <w:t xml:space="preserve">limits of integration</w:t>
+          </w:r>
+        </w:ins>
+      </w:hyperlink>
+      <w:ins w:id="302" w:author="PR Preview" w:date="2026-01-01T00:00:00Z">
+        <w:r>
+          <w:t xml:space="preserve"> </w:t>
+        </w:r>
+      </w:ins>
+      <m:oMath>
+        <m:r>
+          <m:t>a</m:t>
+        </m:r>
+      </m:oMath>
+      <w:ins w:id="303" w:author="PR Preview" w:date="2026-01-01T00:00:00Z">
+        <w:r>
+          <w:t xml:space="preserve"> </w:t>
+        </w:r>
+      </w:ins>
+      <w:ins w:id="304" w:author="PR Preview" w:date="2026-01-01T00:00:00Z">
+        <w:r>
+          <w:t xml:space="preserve">and</w:t>
+        </w:r>
+      </w:ins>
+      <w:ins w:id="305" w:author="PR Preview" w:date="2026-01-01T00:00:00Z">
+        <w:r>
+          <w:t xml:space="preserve"> </w:t>
+        </w:r>
+      </w:ins>
+      <m:oMath>
+        <m:r>
+          <m:t>b</m:t>
+        </m:r>
+      </m:oMath>
+      <w:ins w:id="306" w:author="PR Preview" w:date="2026-01-01T00:00:00Z">
+        <w:r>
+          <w:t xml:space="preserve">).</w:t>
+        </w:r>
+      </w:ins>
+    </w:p>
+    <w:bookmarkEnd w:id="107"/>
+    <w:bookmarkStart w:id="108" w:name="exm-evaluation-bracket"/>
     <w:p>
       <w:pPr>
         <w:pStyle w:val="BodyText"/>
@@ -26245,11 +27919,223 @@
         </m:oMath>
       </m:oMathPara>
     </w:p>
-    <w:bookmarkEnd w:id="105"/>
-    <w:bookmarkStart w:id="106" w:name="exr-miller-int-polynomial"/>
+    <w:bookmarkEnd w:id="108"/>
+    <w:bookmarkStart w:id="109" w:name="rem-evaluation-bracket-ftc"/>
     <w:p>
       <w:pPr>
         <w:pStyle w:val="FirstParagraph"/>
+      </w:pPr>
+      <w:ins w:id="307" w:author="PR Preview" w:date="2026-01-01T00:00:00Z">
+        <w:r>
+          <w:rPr>
+            <w:i/>
+            <w:iCs/>
+          </w:rPr>
+          <w:t xml:space="preserve">Remark 3</w:t>
+        </w:r>
+      </w:ins>
+      <w:ins w:id="308" w:author="PR Preview" w:date="2026-01-01T00:00:00Z">
+        <w:r>
+          <w:t xml:space="preserve"> (The evaluation bracket and the Fundamental Theorem of Calculus). </w:t>
+        </w:r>
+      </w:ins>
+      <w:ins w:id="309" w:author="PR Preview" w:date="2026-01-01T00:00:00Z">
+        <w:r>
+          <w:t xml:space="preserve">With FTC Part 2 (</w:t>
+        </w:r>
+      </w:ins>
+      <w:hyperlink w:anchor="thm-ftc-part2">
+        <w:ins w:id="310" w:author="PR Preview" w:date="2026-01-01T00:00:00Z">
+          <w:r>
+            <w:rPr>
+              <w:rStyle w:val="Hyperlink"/>
+            </w:rPr>
+            <w:t xml:space="preserve">Theorem 6</w:t>
+          </w:r>
+        </w:ins>
+      </w:hyperlink>
+      <w:ins w:id="311" w:author="PR Preview" w:date="2026-01-01T00:00:00Z">
+        <w:r>
+          <w:t xml:space="preserve">),</w:t>
+        </w:r>
+      </w:ins>
+      <w:ins w:id="312" w:author="PR Preview" w:date="2026-01-01T00:00:00Z">
+        <w:r>
+          <w:t xml:space="preserve"> </w:t>
+        </w:r>
+      </w:ins>
+      <m:oMath>
+        <m:nary>
+          <m:naryPr>
+            <m:chr m:val="∫"/>
+            <m:limLoc m:val="subSup"/>
+            <m:subHide m:val="off"/>
+            <m:supHide m:val="off"/>
+          </m:naryPr>
+          <m:sub>
+            <m:r>
+              <m:t>a</m:t>
+            </m:r>
+          </m:sub>
+          <m:sup>
+            <m:r>
+              <m:t>b</m:t>
+            </m:r>
+          </m:sup>
+          <m:e>
+            <m:r>
+              <m:t>f</m:t>
+            </m:r>
+          </m:e>
+        </m:nary>
+        <m:r>
+          <m:rPr>
+            <m:sty m:val="p"/>
+          </m:rPr>
+          <m:t>(</m:t>
+        </m:r>
+        <m:r>
+          <m:t>t</m:t>
+        </m:r>
+        <m:r>
+          <m:rPr>
+            <m:sty m:val="p"/>
+          </m:rPr>
+          <m:t>)</m:t>
+        </m:r>
+        <m:r>
+          <m:t> </m:t>
+        </m:r>
+        <m:r>
+          <m:t>d</m:t>
+        </m:r>
+        <m:r>
+          <m:t>t</m:t>
+        </m:r>
+        <m:r>
+          <m:rPr>
+            <m:sty m:val="p"/>
+          </m:rPr>
+          <m:t>=</m:t>
+        </m:r>
+        <m:r>
+          <m:t>​</m:t>
+        </m:r>
+        <m:d>
+          <m:dPr>
+            <m:begChr m:val="["/>
+            <m:sepChr m:val=""/>
+            <m:endChr m:val="]"/>
+            <m:grow/>
+          </m:dPr>
+          <m:e>
+            <m:r>
+              <m:t>F</m:t>
+            </m:r>
+            <m:r>
+              <m:rPr>
+                <m:sty m:val="p"/>
+              </m:rPr>
+              <m:t>(</m:t>
+            </m:r>
+            <m:r>
+              <m:t>t</m:t>
+            </m:r>
+            <m:r>
+              <m:rPr>
+                <m:sty m:val="p"/>
+              </m:rPr>
+              <m:t>)</m:t>
+            </m:r>
+          </m:e>
+        </m:d>
+        <m:sSubSup>
+          <m:e>
+            <m:r>
+              <m:t>​</m:t>
+            </m:r>
+          </m:e>
+          <m:sub>
+            <m:r>
+              <m:t>t</m:t>
+            </m:r>
+            <m:r>
+              <m:rPr>
+                <m:sty m:val="p"/>
+              </m:rPr>
+              <m:t>=</m:t>
+            </m:r>
+            <m:r>
+              <m:t>a</m:t>
+            </m:r>
+          </m:sub>
+          <m:sup>
+            <m:r>
+              <m:t>t</m:t>
+            </m:r>
+            <m:r>
+              <m:rPr>
+                <m:sty m:val="p"/>
+              </m:rPr>
+              <m:t>=</m:t>
+            </m:r>
+            <m:r>
+              <m:t>b</m:t>
+            </m:r>
+          </m:sup>
+        </m:sSubSup>
+      </m:oMath>
+      <w:ins w:id="313" w:author="PR Preview" w:date="2026-01-01T00:00:00Z">
+        <w:r>
+          <w:t xml:space="preserve"> </w:t>
+        </w:r>
+      </w:ins>
+      <w:ins w:id="314" w:author="PR Preview" w:date="2026-01-01T00:00:00Z">
+        <w:r>
+          <w:t xml:space="preserve">for any antiderivative</w:t>
+        </w:r>
+      </w:ins>
+      <w:ins w:id="315" w:author="PR Preview" w:date="2026-01-01T00:00:00Z">
+        <w:r>
+          <w:t xml:space="preserve"> </w:t>
+        </w:r>
+      </w:ins>
+      <m:oMath>
+        <m:r>
+          <m:t>F</m:t>
+        </m:r>
+      </m:oMath>
+      <w:ins w:id="316" w:author="PR Preview" w:date="2026-01-01T00:00:00Z">
+        <w:r>
+          <w:t xml:space="preserve"> </w:t>
+        </w:r>
+      </w:ins>
+      <w:ins w:id="317" w:author="PR Preview" w:date="2026-01-01T00:00:00Z">
+        <w:r>
+          <w:t xml:space="preserve">of a continuous</w:t>
+        </w:r>
+      </w:ins>
+      <w:ins w:id="318" w:author="PR Preview" w:date="2026-01-01T00:00:00Z">
+        <w:r>
+          <w:t xml:space="preserve"> </w:t>
+        </w:r>
+      </w:ins>
+      <m:oMath>
+        <m:r>
+          <m:t>f</m:t>
+        </m:r>
+      </m:oMath>
+      <w:ins w:id="319" w:author="PR Preview" w:date="2026-01-01T00:00:00Z">
+        <w:r>
+          <w:t xml:space="preserve">.</w:t>
+        </w:r>
+      </w:ins>
+    </w:p>
+    <w:bookmarkEnd w:id="109"/>
+    <w:bookmarkStart w:id="110" w:name="exr-miller-int-polynomial"/>
+    <w:p>
+      <w:pPr>
+        <w:pStyle w:val="BodyText"/>
       </w:pPr>
       <w:r>
         <w:rPr>
@@ -26374,8 +28260,8 @@
         </m:oMath>
       </m:oMathPara>
     </w:p>
-    <w:bookmarkEnd w:id="106"/>
-    <w:bookmarkStart w:id="107" w:name="sol-miller-int-polynomial"/>
+    <w:bookmarkEnd w:id="110"/>
+    <w:bookmarkStart w:id="111" w:name="sol-miller-int-polynomial"/>
     <w:p>
       <w:pPr>
         <w:pStyle w:val="FirstParagraph"/>
@@ -26743,8 +28629,8 @@
         </m:oMath>
       </m:oMathPara>
     </w:p>
-    <w:bookmarkEnd w:id="107"/>
-    <w:bookmarkStart w:id="108" w:name="exr-miller-int-quadratic-complete"/>
+    <w:bookmarkEnd w:id="111"/>
+    <w:bookmarkStart w:id="112" w:name="exr-miller-int-quadratic-complete"/>
     <w:p>
       <w:pPr>
         <w:pStyle w:val="FirstParagraph"/>
@@ -26866,8 +28752,8 @@
         </m:oMath>
       </m:oMathPara>
     </w:p>
-    <w:bookmarkEnd w:id="108"/>
-    <w:bookmarkStart w:id="109" w:name="sol-miller-int-quadratic-complete"/>
+    <w:bookmarkEnd w:id="112"/>
+    <w:bookmarkStart w:id="113" w:name="sol-miller-int-quadratic-complete"/>
     <w:p>
       <w:pPr>
         <w:pStyle w:val="FirstParagraph"/>
@@ -27497,8 +29383,8 @@
         </m:oMath>
       </m:oMathPara>
     </w:p>
-    <w:bookmarkEnd w:id="109"/>
-    <w:bookmarkStart w:id="110" w:name="exr-miller-int-composite-power"/>
+    <w:bookmarkEnd w:id="113"/>
+    <w:bookmarkStart w:id="114" w:name="exr-miller-int-composite-power"/>
     <w:p>
       <w:pPr>
         <w:pStyle w:val="FirstParagraph"/>
@@ -27629,8 +29515,8 @@
         </m:oMath>
       </m:oMathPara>
     </w:p>
-    <w:bookmarkEnd w:id="110"/>
-    <w:bookmarkStart w:id="111" w:name="sol-miller-int-composite-power"/>
+    <w:bookmarkEnd w:id="114"/>
+    <w:bookmarkStart w:id="115" w:name="sol-miller-int-composite-power"/>
     <w:p>
       <w:pPr>
         <w:pStyle w:val="FirstParagraph"/>
@@ -28439,8 +30325,8 @@
         <w:t xml:space="preserve">) to be present as a factor in the integrand.</w:t>
       </w:r>
     </w:p>
-    <w:bookmarkEnd w:id="111"/>
-    <w:bookmarkStart w:id="112" w:name="exr-miller-int-trig-symmetry"/>
+    <w:bookmarkEnd w:id="115"/>
+    <w:bookmarkStart w:id="116" w:name="exr-miller-int-trig-symmetry"/>
     <w:p>
       <w:pPr>
         <w:pStyle w:val="BodyText"/>
@@ -28604,8 +30490,8 @@
         </m:oMath>
       </m:oMathPara>
     </w:p>
-    <w:bookmarkEnd w:id="112"/>
-    <w:bookmarkStart w:id="113" w:name="sol-miller-int-trig-symmetry"/>
+    <w:bookmarkEnd w:id="116"/>
+    <w:bookmarkStart w:id="117" w:name="sol-miller-int-trig-symmetry"/>
     <w:p>
       <w:pPr>
         <w:pStyle w:val="FirstParagraph"/>
@@ -29625,8 +31511,8 @@
         </m:oMath>
       </m:oMathPara>
     </w:p>
-    <w:bookmarkEnd w:id="113"/>
-    <w:bookmarkStart w:id="114" w:name="exr-miller-int-polynomial-symmetry"/>
+    <w:bookmarkEnd w:id="117"/>
+    <w:bookmarkStart w:id="118" w:name="exr-miller-int-polynomial-symmetry"/>
     <w:p>
       <w:pPr>
         <w:pStyle w:val="FirstParagraph"/>
@@ -29775,8 +31661,8 @@
         </m:oMath>
       </m:oMathPara>
     </w:p>
-    <w:bookmarkEnd w:id="114"/>
-    <w:bookmarkStart w:id="115" w:name="sol-miller-int-polynomial-symmetry"/>
+    <w:bookmarkEnd w:id="118"/>
+    <w:bookmarkStart w:id="119" w:name="sol-miller-int-polynomial-symmetry"/>
     <w:p>
       <w:pPr>
         <w:pStyle w:val="FirstParagraph"/>
@@ -30353,8 +32239,8 @@
         </m:oMath>
       </m:oMathPara>
     </w:p>
-    <w:bookmarkEnd w:id="115"/>
-    <w:bookmarkStart w:id="116" w:name="exr-miller-int-log-substitution"/>
+    <w:bookmarkEnd w:id="119"/>
+    <w:bookmarkStart w:id="120" w:name="exr-miller-int-log-substitution"/>
     <w:p>
       <w:pPr>
         <w:pStyle w:val="FirstParagraph"/>
@@ -30464,8 +32350,8 @@
         </m:oMath>
       </m:oMathPara>
     </w:p>
-    <w:bookmarkEnd w:id="116"/>
-    <w:bookmarkStart w:id="117" w:name="sol-miller-int-log-substitution"/>
+    <w:bookmarkEnd w:id="120"/>
+    <w:bookmarkStart w:id="121" w:name="sol-miller-int-log-substitution"/>
     <w:p>
       <w:pPr>
         <w:pStyle w:val="FirstParagraph"/>
@@ -31186,8 +33072,8 @@
         <w:t xml:space="preserve">must be one-to-one on the domain of integration.</w:t>
       </w:r>
     </w:p>
-    <w:bookmarkEnd w:id="117"/>
-    <w:bookmarkStart w:id="118" w:name="exr-miller-int-power-substitution"/>
+    <w:bookmarkEnd w:id="121"/>
+    <w:bookmarkStart w:id="122" w:name="exr-miller-int-power-substitution"/>
     <w:p>
       <w:pPr>
         <w:pStyle w:val="BodyText"/>
@@ -31342,8 +33228,8 @@
         </m:oMath>
       </m:oMathPara>
     </w:p>
-    <w:bookmarkEnd w:id="118"/>
-    <w:bookmarkStart w:id="119" w:name="sol-miller-int-power-substitution"/>
+    <w:bookmarkEnd w:id="122"/>
+    <w:bookmarkStart w:id="123" w:name="sol-miller-int-power-substitution"/>
     <w:p>
       <w:pPr>
         <w:pStyle w:val="FirstParagraph"/>
@@ -32120,8 +34006,8 @@
         </m:oMath>
       </m:oMathPara>
     </w:p>
-    <w:bookmarkEnd w:id="119"/>
-    <w:bookmarkStart w:id="120" w:name="exr-miller-int-trig-substitution"/>
+    <w:bookmarkEnd w:id="123"/>
+    <w:bookmarkStart w:id="124" w:name="exr-miller-int-trig-substitution"/>
     <w:p>
       <w:pPr>
         <w:pStyle w:val="FirstParagraph"/>
@@ -32234,8 +34120,8 @@
         </m:oMath>
       </m:oMathPara>
     </w:p>
-    <w:bookmarkEnd w:id="120"/>
-    <w:bookmarkStart w:id="121" w:name="sol-miller-int-trig-substitution"/>
+    <w:bookmarkEnd w:id="124"/>
+    <w:bookmarkStart w:id="125" w:name="sol-miller-int-trig-substitution"/>
     <w:p>
       <w:pPr>
         <w:pStyle w:val="FirstParagraph"/>
@@ -32778,8 +34664,8 @@
         </m:oMath>
       </m:oMathPara>
     </w:p>
-    <w:bookmarkEnd w:id="121"/>
-    <w:bookmarkStart w:id="122" w:name="exr-miller-int-by-parts-gaussian"/>
+    <w:bookmarkEnd w:id="125"/>
+    <w:bookmarkStart w:id="126" w:name="exr-miller-int-by-parts-gaussian"/>
     <w:p>
       <w:pPr>
         <w:pStyle w:val="FirstParagraph"/>
@@ -32920,8 +34806,8 @@
         </m:oMath>
       </m:oMathPara>
     </w:p>
-    <w:bookmarkEnd w:id="122"/>
-    <w:bookmarkStart w:id="123" w:name="sol-miller-int-by-parts-gaussian"/>
+    <w:bookmarkEnd w:id="126"/>
+    <w:bookmarkStart w:id="127" w:name="sol-miller-int-by-parts-gaussian"/>
     <w:p>
       <w:pPr>
         <w:pStyle w:val="FirstParagraph"/>
@@ -34413,8 +36299,8 @@
         </m:oMath>
       </m:oMathPara>
     </w:p>
-    <w:bookmarkEnd w:id="123"/>
-    <w:bookmarkStart w:id="133" w:name="exm-ftc-part1-accumulation"/>
+    <w:bookmarkEnd w:id="127"/>
+    <w:bookmarkStart w:id="137" w:name="exm-ftc-part1-accumulation"/>
     <w:p>
       <w:pPr>
         <w:pStyle w:val="FirstParagraph"/>
@@ -34974,58 +36860,86 @@
       <w:pPr>
         <w:pStyle w:val="FirstParagraph"/>
       </w:pPr>
-      <w:r>
-        <w:t xml:space="preserve">as</w:t>
-      </w:r>
-      <w:r>
-        <w:t xml:space="preserve"> </w:t>
-      </w:r>
+      <w:del w:id="320" w:author="PR Preview" w:date="2026-01-01T00:00:00Z">
+        <w:r>
+          <w:delText xml:space="preserve">as</w:delText>
+        </w:r>
+      </w:del>
+      <w:del w:id="321" w:author="PR Preview" w:date="2026-01-01T00:00:00Z">
+        <w:r>
+          <w:delText xml:space="preserve"> </w:delText>
+        </w:r>
+      </w:del>
       <w:hyperlink w:anchor="thm-ftc">
+        <w:del w:id="322" w:author="PR Preview" w:date="2026-01-01T00:00:00Z">
+          <w:r>
+            <w:rPr>
+              <w:rStyle w:val="Hyperlink"/>
+            </w:rPr>
+            <w:delText xml:space="preserve">Theorem 5</w:delText>
+          </w:r>
+        </w:del>
+      </w:hyperlink>
+      <w:del w:id="323" w:author="PR Preview" w:date="2026-01-01T00:00:00Z">
         <w:r>
-          <w:rPr>
-            <w:rStyle w:val="Hyperlink"/>
-          </w:rPr>
-          <w:t xml:space="preserve">Theorem 5</w:t>
+          <w:delText xml:space="preserve"> </w:delText>
         </w:r>
+      </w:del>
+      <w:del w:id="324" w:author="PR Preview" w:date="2026-01-01T00:00:00Z">
+        <w:r>
+          <w:delText xml:space="preserve">Part 1</w:delText>
+        </w:r>
+      </w:del>
+      <w:del w:id="325" w:author="PR Preview" w:date="2026-01-01T00:00:00Z">
+        <w:r>
+          <w:delText xml:space="preserve"> </w:delText>
+        </w:r>
+      </w:del>
+      <w:del w:id="326" w:author="PR Preview" w:date="2026-01-01T00:00:00Z">
+        <w:r>
+          <w:delText xml:space="preserve">predicts.</w:delText>
+        </w:r>
+      </w:del>
+      <w:del w:id="327" w:author="PR Preview" w:date="2026-01-01T00:00:00Z">
+        <w:r>
+          <w:delText xml:space="preserve"> </w:delText>
+        </w:r>
+      </w:del>
+      <w:hyperlink w:anchor="fig-ftc-part1">
+        <w:del w:id="328" w:author="PR Preview" w:date="2026-01-01T00:00:00Z">
+          <w:r>
+            <w:rPr>
+              <w:rStyle w:val="Hyperlink"/>
+            </w:rPr>
+            <w:delText xml:space="preserve">Figure 4</w:delText>
+          </w:r>
+        </w:del>
       </w:hyperlink>
-      <w:r>
-        <w:t xml:space="preserve"> </w:t>
-      </w:r>
-      <w:r>
-        <w:t xml:space="preserve">Part 1</w:t>
-      </w:r>
-      <w:r>
-        <w:t xml:space="preserve"> </w:t>
-      </w:r>
-      <w:r>
-        <w:t xml:space="preserve">predicts.</w:t>
-      </w:r>
-      <w:r>
-        <w:t xml:space="preserve"> </w:t>
-      </w:r>
-      <w:hyperlink w:anchor="fig-ftc-part1">
+      <w:del w:id="329" w:author="PR Preview" w:date="2026-01-01T00:00:00Z">
         <w:r>
-          <w:rPr>
-            <w:rStyle w:val="Hyperlink"/>
-          </w:rPr>
-          <w:t xml:space="preserve">Figure 4</w:t>
+          <w:delText xml:space="preserve"> </w:delText>
         </w:r>
-      </w:hyperlink>
-      <w:r>
-        <w:t xml:space="preserve"> </w:t>
-      </w:r>
-      <w:r>
-        <w:t xml:space="preserve">shows the integrand on the left</w:t>
-      </w:r>
-      <w:r>
-        <w:t xml:space="preserve"> </w:t>
-      </w:r>
-      <w:r>
-        <w:t xml:space="preserve">(shaded area equals</w:t>
-      </w:r>
-      <w:r>
-        <w:t xml:space="preserve"> </w:t>
-      </w:r>
+      </w:del>
+      <w:del w:id="330" w:author="PR Preview" w:date="2026-01-01T00:00:00Z">
+        <w:r>
+          <w:delText xml:space="preserve">shows the integrand on the left</w:delText>
+        </w:r>
+      </w:del>
+      <w:del w:id="331" w:author="PR Preview" w:date="2026-01-01T00:00:00Z">
+        <w:r>
+          <w:delText xml:space="preserve"> </w:delText>
+        </w:r>
+      </w:del>
+      <w:del w:id="332" w:author="PR Preview" w:date="2026-01-01T00:00:00Z">
+        <w:r>
+          <w:delText xml:space="preserve">(shaded area equals</w:delText>
+        </w:r>
+      </w:del>
+      <w:del w:id="333" w:author="PR Preview" w:date="2026-01-01T00:00:00Z">
+        <w:r>
+          <w:delText xml:space="preserve"> </w:delText>
+        </w:r>
+      </w:del>
       <m:oMath>
         <m:r>
           <m:t>F</m:t>
@@ -35046,32 +36960,46 @@
           <m:t>)</m:t>
         </m:r>
       </m:oMath>
-      <w:r>
-        <w:t xml:space="preserve"> </w:t>
-      </w:r>
-      <w:r>
-        <w:t xml:space="preserve">at each</w:t>
-      </w:r>
-      <w:r>
-        <w:t xml:space="preserve"> </w:t>
-      </w:r>
+      <w:del w:id="334" w:author="PR Preview" w:date="2026-01-01T00:00:00Z">
+        <w:r>
+          <w:delText xml:space="preserve"> </w:delText>
+        </w:r>
+      </w:del>
+      <w:del w:id="335" w:author="PR Preview" w:date="2026-01-01T00:00:00Z">
+        <w:r>
+          <w:delText xml:space="preserve">at each</w:delText>
+        </w:r>
+      </w:del>
+      <w:del w:id="336" w:author="PR Preview" w:date="2026-01-01T00:00:00Z">
+        <w:r>
+          <w:delText xml:space="preserve"> </w:delText>
+        </w:r>
+      </w:del>
       <m:oMath>
         <m:r>
           <m:t>x</m:t>
         </m:r>
       </m:oMath>
-      <w:r>
-        <w:t xml:space="preserve">)</w:t>
-      </w:r>
-      <w:r>
-        <w:t xml:space="preserve"> </w:t>
-      </w:r>
-      <w:r>
-        <w:t xml:space="preserve">and the accumulation function</w:t>
-      </w:r>
-      <w:r>
-        <w:t xml:space="preserve"> </w:t>
-      </w:r>
+      <w:del w:id="337" w:author="PR Preview" w:date="2026-01-01T00:00:00Z">
+        <w:r>
+          <w:delText xml:space="preserve">)</w:delText>
+        </w:r>
+      </w:del>
+      <w:del w:id="338" w:author="PR Preview" w:date="2026-01-01T00:00:00Z">
+        <w:r>
+          <w:delText xml:space="preserve"> </w:delText>
+        </w:r>
+      </w:del>
+      <w:del w:id="339" w:author="PR Preview" w:date="2026-01-01T00:00:00Z">
+        <w:r>
+          <w:delText xml:space="preserve">and the accumulation function</w:delText>
+        </w:r>
+      </w:del>
+      <w:del w:id="340" w:author="PR Preview" w:date="2026-01-01T00:00:00Z">
+        <w:r>
+          <w:delText xml:space="preserve"> </w:delText>
+        </w:r>
+      </w:del>
       <m:oMath>
         <m:r>
           <m:t>F</m:t>
@@ -35110,35 +37038,51 @@
           </m:sup>
         </m:sSup>
       </m:oMath>
-      <w:r>
-        <w:t xml:space="preserve"> </w:t>
-      </w:r>
-      <w:r>
-        <w:t xml:space="preserve">on the right</w:t>
-      </w:r>
-      <w:r>
-        <w:t xml:space="preserve"> </w:t>
-      </w:r>
-      <w:r>
-        <w:t xml:space="preserve">(its slope at</w:t>
-      </w:r>
-      <w:r>
-        <w:t xml:space="preserve"> </w:t>
-      </w:r>
+      <w:del w:id="341" w:author="PR Preview" w:date="2026-01-01T00:00:00Z">
+        <w:r>
+          <w:delText xml:space="preserve"> </w:delText>
+        </w:r>
+      </w:del>
+      <w:del w:id="342" w:author="PR Preview" w:date="2026-01-01T00:00:00Z">
+        <w:r>
+          <w:delText xml:space="preserve">on the right</w:delText>
+        </w:r>
+      </w:del>
+      <w:del w:id="343" w:author="PR Preview" w:date="2026-01-01T00:00:00Z">
+        <w:r>
+          <w:delText xml:space="preserve"> </w:delText>
+        </w:r>
+      </w:del>
+      <w:del w:id="344" w:author="PR Preview" w:date="2026-01-01T00:00:00Z">
+        <w:r>
+          <w:delText xml:space="preserve">(its slope at</w:delText>
+        </w:r>
+      </w:del>
+      <w:del w:id="345" w:author="PR Preview" w:date="2026-01-01T00:00:00Z">
+        <w:r>
+          <w:delText xml:space="preserve"> </w:delText>
+        </w:r>
+      </w:del>
       <m:oMath>
         <m:r>
           <m:t>x</m:t>
         </m:r>
       </m:oMath>
-      <w:r>
-        <w:t xml:space="preserve"> </w:t>
-      </w:r>
-      <w:r>
-        <w:t xml:space="preserve">equals</w:t>
-      </w:r>
-      <w:r>
-        <w:t xml:space="preserve"> </w:t>
-      </w:r>
+      <w:del w:id="346" w:author="PR Preview" w:date="2026-01-01T00:00:00Z">
+        <w:r>
+          <w:delText xml:space="preserve"> </w:delText>
+        </w:r>
+      </w:del>
+      <w:del w:id="347" w:author="PR Preview" w:date="2026-01-01T00:00:00Z">
+        <w:r>
+          <w:delText xml:space="preserve">equals</w:delText>
+        </w:r>
+      </w:del>
+      <w:del w:id="348" w:author="PR Preview" w:date="2026-01-01T00:00:00Z">
+        <w:r>
+          <w:delText xml:space="preserve"> </w:delText>
+        </w:r>
+      </w:del>
       <m:oMath>
         <m:r>
           <m:t>f</m:t>
@@ -35171,11 +37115,268 @@
           <m:t>x</m:t>
         </m:r>
       </m:oMath>
-      <w:r>
-        <w:t xml:space="preserve">).</w:t>
-      </w:r>
+      <w:del w:id="349" w:author="PR Preview" w:date="2026-01-01T00:00:00Z">
+        <w:r>
+          <w:delText xml:space="preserve">).</w:delText>
+        </w:r>
+      </w:del>
     </w:p>
-    <w:bookmarkStart w:id="132" w:name="fig-ftc-part1"/>
+    <w:p>
+      <w:pPr>
+        <w:pStyle w:val="FirstParagraph"/>
+      </w:pPr>
+      <w:ins w:id="350" w:author="PR Preview" w:date="2026-01-01T00:00:00Z">
+        <w:r>
+          <w:t xml:space="preserve">as</w:t>
+        </w:r>
+      </w:ins>
+      <w:ins w:id="351" w:author="PR Preview" w:date="2026-01-01T00:00:00Z">
+        <w:r>
+          <w:t xml:space="preserve"> </w:t>
+        </w:r>
+      </w:ins>
+      <w:hyperlink w:anchor="thm-ftc-part1">
+        <w:ins w:id="352" w:author="PR Preview" w:date="2026-01-01T00:00:00Z">
+          <w:r>
+            <w:rPr>
+              <w:rStyle w:val="Hyperlink"/>
+            </w:rPr>
+            <w:t xml:space="preserve">Theorem 5</w:t>
+          </w:r>
+        </w:ins>
+      </w:hyperlink>
+      <w:ins w:id="353" w:author="PR Preview" w:date="2026-01-01T00:00:00Z">
+        <w:r>
+          <w:t xml:space="preserve"> </w:t>
+        </w:r>
+      </w:ins>
+      <w:ins w:id="354" w:author="PR Preview" w:date="2026-01-01T00:00:00Z">
+        <w:r>
+          <w:t xml:space="preserve">predicts.</w:t>
+        </w:r>
+      </w:ins>
+      <w:ins w:id="355" w:author="PR Preview" w:date="2026-01-01T00:00:00Z">
+        <w:r>
+          <w:t xml:space="preserve"> </w:t>
+        </w:r>
+      </w:ins>
+      <w:hyperlink w:anchor="fig-ftc-part1">
+        <w:ins w:id="356" w:author="PR Preview" w:date="2026-01-01T00:00:00Z">
+          <w:r>
+            <w:rPr>
+              <w:rStyle w:val="Hyperlink"/>
+            </w:rPr>
+            <w:t xml:space="preserve">Figure 4</w:t>
+          </w:r>
+        </w:ins>
+      </w:hyperlink>
+      <w:ins w:id="357" w:author="PR Preview" w:date="2026-01-01T00:00:00Z">
+        <w:r>
+          <w:t xml:space="preserve"> </w:t>
+        </w:r>
+      </w:ins>
+      <w:ins w:id="358" w:author="PR Preview" w:date="2026-01-01T00:00:00Z">
+        <w:r>
+          <w:t xml:space="preserve">shows the integrand on the left</w:t>
+        </w:r>
+      </w:ins>
+      <w:ins w:id="359" w:author="PR Preview" w:date="2026-01-01T00:00:00Z">
+        <w:r>
+          <w:t xml:space="preserve"> </w:t>
+        </w:r>
+      </w:ins>
+      <w:ins w:id="360" w:author="PR Preview" w:date="2026-01-01T00:00:00Z">
+        <w:r>
+          <w:t xml:space="preserve">(shaded area equals</w:t>
+        </w:r>
+      </w:ins>
+      <w:ins w:id="361" w:author="PR Preview" w:date="2026-01-01T00:00:00Z">
+        <w:r>
+          <w:t xml:space="preserve"> </w:t>
+        </w:r>
+      </w:ins>
+      <m:oMath>
+        <m:r>
+          <m:t>F</m:t>
+        </m:r>
+        <m:r>
+          <m:rPr>
+            <m:sty m:val="p"/>
+          </m:rPr>
+          <m:t>(</m:t>
+        </m:r>
+        <m:r>
+          <m:t>x</m:t>
+        </m:r>
+        <m:r>
+          <m:rPr>
+            <m:sty m:val="p"/>
+          </m:rPr>
+          <m:t>)</m:t>
+        </m:r>
+      </m:oMath>
+      <w:ins w:id="362" w:author="PR Preview" w:date="2026-01-01T00:00:00Z">
+        <w:r>
+          <w:t xml:space="preserve"> </w:t>
+        </w:r>
+      </w:ins>
+      <w:ins w:id="363" w:author="PR Preview" w:date="2026-01-01T00:00:00Z">
+        <w:r>
+          <w:t xml:space="preserve">at each</w:t>
+        </w:r>
+      </w:ins>
+      <w:ins w:id="364" w:author="PR Preview" w:date="2026-01-01T00:00:00Z">
+        <w:r>
+          <w:t xml:space="preserve"> </w:t>
+        </w:r>
+      </w:ins>
+      <m:oMath>
+        <m:r>
+          <m:t>x</m:t>
+        </m:r>
+      </m:oMath>
+      <w:ins w:id="365" w:author="PR Preview" w:date="2026-01-01T00:00:00Z">
+        <w:r>
+          <w:t xml:space="preserve">)</w:t>
+        </w:r>
+      </w:ins>
+      <w:ins w:id="366" w:author="PR Preview" w:date="2026-01-01T00:00:00Z">
+        <w:r>
+          <w:t xml:space="preserve"> </w:t>
+        </w:r>
+      </w:ins>
+      <w:ins w:id="367" w:author="PR Preview" w:date="2026-01-01T00:00:00Z">
+        <w:r>
+          <w:t xml:space="preserve">and the accumulation function</w:t>
+        </w:r>
+      </w:ins>
+      <w:ins w:id="368" w:author="PR Preview" w:date="2026-01-01T00:00:00Z">
+        <w:r>
+          <w:t xml:space="preserve"> </w:t>
+        </w:r>
+      </w:ins>
+      <m:oMath>
+        <m:r>
+          <m:t>F</m:t>
+        </m:r>
+        <m:r>
+          <m:rPr>
+            <m:sty m:val="p"/>
+          </m:rPr>
+          <m:t>(</m:t>
+        </m:r>
+        <m:r>
+          <m:t>x</m:t>
+        </m:r>
+        <m:r>
+          <m:rPr>
+            <m:sty m:val="p"/>
+          </m:rPr>
+          <m:t>)</m:t>
+        </m:r>
+        <m:r>
+          <m:rPr>
+            <m:sty m:val="p"/>
+          </m:rPr>
+          <m:t>=</m:t>
+        </m:r>
+        <m:sSup>
+          <m:e>
+            <m:r>
+              <m:t>x</m:t>
+            </m:r>
+          </m:e>
+          <m:sup>
+            <m:r>
+              <m:t>2</m:t>
+            </m:r>
+          </m:sup>
+        </m:sSup>
+      </m:oMath>
+      <w:ins w:id="369" w:author="PR Preview" w:date="2026-01-01T00:00:00Z">
+        <w:r>
+          <w:t xml:space="preserve"> </w:t>
+        </w:r>
+      </w:ins>
+      <w:ins w:id="370" w:author="PR Preview" w:date="2026-01-01T00:00:00Z">
+        <w:r>
+          <w:t xml:space="preserve">on the right</w:t>
+        </w:r>
+      </w:ins>
+      <w:ins w:id="371" w:author="PR Preview" w:date="2026-01-01T00:00:00Z">
+        <w:r>
+          <w:t xml:space="preserve"> </w:t>
+        </w:r>
+      </w:ins>
+      <w:ins w:id="372" w:author="PR Preview" w:date="2026-01-01T00:00:00Z">
+        <w:r>
+          <w:t xml:space="preserve">(its slope at</w:t>
+        </w:r>
+      </w:ins>
+      <w:ins w:id="373" w:author="PR Preview" w:date="2026-01-01T00:00:00Z">
+        <w:r>
+          <w:t xml:space="preserve"> </w:t>
+        </w:r>
+      </w:ins>
+      <m:oMath>
+        <m:r>
+          <m:t>x</m:t>
+        </m:r>
+      </m:oMath>
+      <w:ins w:id="374" w:author="PR Preview" w:date="2026-01-01T00:00:00Z">
+        <w:r>
+          <w:t xml:space="preserve"> </w:t>
+        </w:r>
+      </w:ins>
+      <w:ins w:id="375" w:author="PR Preview" w:date="2026-01-01T00:00:00Z">
+        <w:r>
+          <w:t xml:space="preserve">equals</w:t>
+        </w:r>
+      </w:ins>
+      <w:ins w:id="376" w:author="PR Preview" w:date="2026-01-01T00:00:00Z">
+        <w:r>
+          <w:t xml:space="preserve"> </w:t>
+        </w:r>
+      </w:ins>
+      <m:oMath>
+        <m:r>
+          <m:t>f</m:t>
+        </m:r>
+        <m:r>
+          <m:rPr>
+            <m:sty m:val="p"/>
+          </m:rPr>
+          <m:t>(</m:t>
+        </m:r>
+        <m:r>
+          <m:t>x</m:t>
+        </m:r>
+        <m:r>
+          <m:rPr>
+            <m:sty m:val="p"/>
+          </m:rPr>
+          <m:t>)</m:t>
+        </m:r>
+        <m:r>
+          <m:rPr>
+            <m:sty m:val="p"/>
+          </m:rPr>
+          <m:t>=</m:t>
+        </m:r>
+        <m:r>
+          <m:t>2</m:t>
+        </m:r>
+        <m:r>
+          <m:t>x</m:t>
+        </m:r>
+      </m:oMath>
+      <w:ins w:id="377" w:author="PR Preview" w:date="2026-01-01T00:00:00Z">
+        <w:r>
+          <w:t xml:space="preserve">).</w:t>
+        </w:r>
+      </w:ins>
+    </w:p>
+    <w:bookmarkStart w:id="136" w:name="fig-ftc-part1"/>
     <w:tbl>
       <w:tblPr>
         <w:tblStyle w:val="Table"/>
@@ -35203,7 +37404,7 @@
             <w:tr>
               <w:tc>
                 <w:tcPr/>
-                <w:bookmarkStart w:id="127" w:name="fig-ftc-part1-left"/>
+                <w:bookmarkStart w:id="131" w:name="fig-ftc-part1-left"/>
                 <w:p>
                   <w:pPr>
                     <w:pStyle w:val="SourceCode"/>
@@ -36055,18 +38256,18 @@
                       <wp:inline>
                         <wp:extent cx="2971800" cy="2377440"/>
                         <wp:effectExtent b="0" l="0" r="0" t="0"/>
-                        <wp:docPr descr="" title="" id="125" name="Picture"/>
+                        <wp:docPr descr="" title="" id="129" name="Picture"/>
                         <a:graphic>
                           <a:graphicData uri="http://schemas.openxmlformats.org/drawingml/2006/picture">
                             <pic:pic>
                               <pic:nvPicPr>
-                                <pic:cNvPr descr="calculus-integration_files/figure-docx/ftc-part1-left-code-1.png" id="126" name="Picture"/>
+                                <pic:cNvPr descr="calculus-integration_files/figure-docx/ftc-part1-left-code-1.png" id="130" name="Picture"/>
                                 <pic:cNvPicPr>
                                   <a:picLocks noChangeArrowheads="1" noChangeAspect="1"/>
                                 </pic:cNvPicPr>
                               </pic:nvPicPr>
                               <pic:blipFill>
-                                <a:blip r:embed="rId124"/>
+                                <a:blip r:embed="rId128"/>
                                 <a:stretch>
                                   <a:fillRect/>
                                 </a:stretch>
@@ -36230,7 +38431,7 @@
                     <w:t xml:space="preserve">.</w:t>
                   </w:r>
                 </w:p>
-                <w:bookmarkEnd w:id="127"/>
+                <w:bookmarkEnd w:id="131"/>
               </w:tc>
             </w:tr>
           </w:tbl>
@@ -36281,7 +38482,7 @@
             <w:tr>
               <w:tc>
                 <w:tcPr/>
-                <w:bookmarkStart w:id="131" w:name="fig-ftc-part1-right"/>
+                <w:bookmarkStart w:id="135" w:name="fig-ftc-part1-right"/>
                 <w:p>
                   <w:pPr>
                     <w:pStyle w:val="SourceCode"/>
@@ -37361,18 +39562,18 @@
                       <wp:inline>
                         <wp:extent cx="2971800" cy="2377440"/>
                         <wp:effectExtent b="0" l="0" r="0" t="0"/>
-                        <wp:docPr descr="" title="" id="129" name="Picture"/>
+                        <wp:docPr descr="" title="" id="133" name="Picture"/>
                         <a:graphic>
                           <a:graphicData uri="http://schemas.openxmlformats.org/drawingml/2006/picture">
                             <pic:pic>
                               <pic:nvPicPr>
-                                <pic:cNvPr descr="calculus-integration_files/figure-docx/ftc-part1-right-code-1.png" id="130" name="Picture"/>
+                                <pic:cNvPr descr="calculus-integration_files/figure-docx/ftc-part1-right-code-1.png" id="134" name="Picture"/>
                                 <pic:cNvPicPr>
                                   <a:picLocks noChangeArrowheads="1" noChangeAspect="1"/>
                                 </pic:cNvPicPr>
                               </pic:nvPicPr>
                               <pic:blipFill>
-                                <a:blip r:embed="rId128"/>
+                                <a:blip r:embed="rId132"/>
                                 <a:stretch>
                                   <a:fillRect/>
                                 </a:stretch>
@@ -37509,7 +39710,7 @@
                     <w:t xml:space="preserve">.</w:t>
                   </w:r>
                 </w:p>
-                <w:bookmarkEnd w:id="131"/>
+                <w:bookmarkEnd w:id="135"/>
               </w:tc>
             </w:tr>
           </w:tbl>
@@ -37846,9 +40047,9 @@
         <w:t xml:space="preserve">.</w:t>
       </w:r>
     </w:p>
-    <w:bookmarkEnd w:id="132"/>
-    <w:bookmarkEnd w:id="133"/>
-    <w:bookmarkStart w:id="147" w:name="exm-ftc-cdf-pdf"/>
+    <w:bookmarkEnd w:id="136"/>
+    <w:bookmarkEnd w:id="137"/>
+    <w:bookmarkStart w:id="151" w:name="exm-ftc-cdf-pdf"/>
     <w:p>
       <w:pPr>
         <w:pStyle w:val="BodyText"/>
@@ -37970,7 +40171,7 @@
       <w:r>
         <w:t xml:space="preserve"> </w:t>
       </w:r>
-      <w:hyperlink r:id="rId134">
+      <w:hyperlink r:id="rId138">
         <w:r>
           <w:rPr>
             <w:rStyle w:val="Hyperlink"/>
@@ -37987,7 +40188,7 @@
       <w:r>
         <w:t xml:space="preserve"> </w:t>
       </w:r>
-      <w:hyperlink r:id="rId135">
+      <w:hyperlink r:id="rId139">
         <w:r>
           <w:rPr>
             <w:rStyle w:val="Hyperlink"/>
@@ -38030,7 +40231,7 @@
       <w:r>
         <w:t xml:space="preserve"> </w:t>
       </w:r>
-      <w:hyperlink r:id="rId136">
+      <w:hyperlink r:id="rId140">
         <w:r>
           <w:rPr>
             <w:rStyle w:val="Hyperlink"/>
@@ -38174,7 +40375,7 @@
       <w:r>
         <w:t xml:space="preserve"> </w:t>
       </w:r>
-      <w:hyperlink r:id="rId137">
+      <w:hyperlink r:id="rId141">
         <w:r>
           <w:rPr>
             <w:rStyle w:val="Hyperlink"/>
@@ -40090,7 +42291,7 @@
         <w:t xml:space="preserve">.</w:t>
       </w:r>
     </w:p>
-    <w:bookmarkStart w:id="146" w:name="fig-exp-pdf-cdf"/>
+    <w:bookmarkStart w:id="150" w:name="fig-exp-pdf-cdf"/>
     <w:tbl>
       <w:tblPr>
         <w:tblStyle w:val="Table"/>
@@ -40118,7 +42319,7 @@
             <w:tr>
               <w:tc>
                 <w:tcPr/>
-                <w:bookmarkStart w:id="141" w:name="fig-exp-pdf-cdf-pdf"/>
+                <w:bookmarkStart w:id="145" w:name="fig-exp-pdf-cdf-pdf"/>
                 <w:p>
                   <w:pPr>
                     <w:pStyle w:val="SourceCode"/>
@@ -40739,18 +42940,18 @@
                       <wp:inline>
                         <wp:extent cx="2971800" cy="2377440"/>
                         <wp:effectExtent b="0" l="0" r="0" t="0"/>
-                        <wp:docPr descr="" title="" id="139" name="Picture"/>
+                        <wp:docPr descr="" title="" id="143" name="Picture"/>
                         <a:graphic>
                           <a:graphicData uri="http://schemas.openxmlformats.org/drawingml/2006/picture">
                             <pic:pic>
                               <pic:nvPicPr>
-                                <pic:cNvPr descr="calculus-integration_files/figure-docx/exp-pdf-cdf-pdf-code-1.png" id="140" name="Picture"/>
+                                <pic:cNvPr descr="calculus-integration_files/figure-docx/exp-pdf-cdf-pdf-code-1.png" id="144" name="Picture"/>
                                 <pic:cNvPicPr>
                                   <a:picLocks noChangeArrowheads="1" noChangeAspect="1"/>
                                 </pic:cNvPicPr>
                               </pic:nvPicPr>
                               <pic:blipFill>
-                                <a:blip r:embed="rId138"/>
+                                <a:blip r:embed="rId142"/>
                                 <a:stretch>
                                   <a:fillRect/>
                                 </a:stretch>
@@ -40846,7 +43047,7 @@
                     <w:t xml:space="preserve">.</w:t>
                   </w:r>
                 </w:p>
-                <w:bookmarkEnd w:id="141"/>
+                <w:bookmarkEnd w:id="145"/>
               </w:tc>
             </w:tr>
           </w:tbl>
@@ -40896,7 +43097,7 @@
             <w:tr>
               <w:tc>
                 <w:tcPr/>
-                <w:bookmarkStart w:id="145" w:name="fig-exp-pdf-cdf-cdf"/>
+                <w:bookmarkStart w:id="149" w:name="fig-exp-pdf-cdf-cdf"/>
                 <w:p>
                   <w:pPr>
                     <w:pStyle w:val="SourceCode"/>
@@ -41742,18 +43943,18 @@
                       <wp:inline>
                         <wp:extent cx="2971800" cy="2377440"/>
                         <wp:effectExtent b="0" l="0" r="0" t="0"/>
-                        <wp:docPr descr="" title="" id="143" name="Picture"/>
+                        <wp:docPr descr="" title="" id="147" name="Picture"/>
                         <a:graphic>
                           <a:graphicData uri="http://schemas.openxmlformats.org/drawingml/2006/picture">
                             <pic:pic>
                               <pic:nvPicPr>
-                                <pic:cNvPr descr="calculus-integration_files/figure-docx/exp-pdf-cdf-cdf-code-1.png" id="144" name="Picture"/>
+                                <pic:cNvPr descr="calculus-integration_files/figure-docx/exp-pdf-cdf-cdf-code-1.png" id="148" name="Picture"/>
                                 <pic:cNvPicPr>
                                   <a:picLocks noChangeArrowheads="1" noChangeAspect="1"/>
                                 </pic:cNvPicPr>
                               </pic:nvPicPr>
                               <pic:blipFill>
-                                <a:blip r:embed="rId142"/>
+                                <a:blip r:embed="rId146"/>
                                 <a:stretch>
                                   <a:fillRect/>
                                 </a:stretch>
@@ -41849,7 +44050,7 @@
                     <w:t xml:space="preserve">.</w:t>
                   </w:r>
                 </w:p>
-                <w:bookmarkEnd w:id="145"/>
+                <w:bookmarkEnd w:id="149"/>
               </w:tc>
             </w:tr>
           </w:tbl>
@@ -42119,9 +44320,9 @@
         <w:t xml:space="preserve">computed via FTC Part 2.</w:t>
       </w:r>
     </w:p>
-    <w:bookmarkEnd w:id="146"/>
-    <w:bookmarkEnd w:id="147"/>
-    <w:bookmarkStart w:id="148" w:name="exr-miller-int-rayleigh-normal-kernel"/>
+    <w:bookmarkEnd w:id="150"/>
+    <w:bookmarkEnd w:id="151"/>
+    <w:bookmarkStart w:id="152" w:name="exr-miller-int-rayleigh-normal-kernel"/>
     <w:p>
       <w:pPr>
         <w:pStyle w:val="BodyText"/>
@@ -42256,8 +44457,8 @@
         </m:oMath>
       </m:oMathPara>
     </w:p>
-    <w:bookmarkEnd w:id="148"/>
-    <w:bookmarkStart w:id="149" w:name="sol-miller-int-rayleigh-normal-kernel"/>
+    <w:bookmarkEnd w:id="152"/>
+    <w:bookmarkStart w:id="153" w:name="sol-miller-int-rayleigh-normal-kernel"/>
     <w:p>
       <w:pPr>
         <w:pStyle w:val="FirstParagraph"/>
@@ -42850,8 +45051,8 @@
         <w:t xml:space="preserve">Integrals of this structure arise directly in calculating moments and normalization constants for Gaussian and Rayleigh probability distributions.</w:t>
       </w:r>
     </w:p>
-    <w:bookmarkEnd w:id="149"/>
-    <w:bookmarkStart w:id="150" w:name="exr-miller-int-uniform-convolution"/>
+    <w:bookmarkEnd w:id="153"/>
+    <w:bookmarkStart w:id="154" w:name="exr-miller-int-uniform-convolution"/>
     <w:p>
       <w:pPr>
         <w:pStyle w:val="BodyText"/>
@@ -43287,8 +45488,8 @@
         <w:t xml:space="preserve">.</w:t>
       </w:r>
     </w:p>
-    <w:bookmarkEnd w:id="150"/>
-    <w:bookmarkStart w:id="151" w:name="sol-miller-int-uniform-convolution"/>
+    <w:bookmarkEnd w:id="154"/>
+    <w:bookmarkStart w:id="155" w:name="sol-miller-int-uniform-convolution"/>
     <w:p>
       <w:pPr>
         <w:pStyle w:val="BodyText"/>
@@ -44714,7 +46915,7 @@
         <w:t xml:space="preserve">.</w:t>
       </w:r>
     </w:p>
-    <w:bookmarkEnd w:id="151"/>
+    <w:bookmarkEnd w:id="155"/>
     <w:tbl>
       <w:tblPr>
         <w:tblStyle w:val="Table"/>
@@ -44756,12 +46957,12 @@
                 <wp:inline>
                   <wp:extent cx="152400" cy="152400"/>
                   <wp:effectExtent b="0" l="0" r="0" t="0"/>
-                  <wp:docPr descr="" title="" id="152" name="Picture"/>
+                  <wp:docPr descr="" title="" id="156" name="Picture"/>
                   <a:graphic>
                     <a:graphicData uri="http://schemas.openxmlformats.org/drawingml/2006/picture">
                       <pic:pic>
                         <pic:nvPicPr>
-                          <pic:cNvPr descr="/opt/quarto/share/formats/docx/tip.png" id="153" name="Picture"/>
+                          <pic:cNvPr descr="/opt/quarto/share/formats/docx/tip.png" id="157" name="Picture"/>
                           <pic:cNvPicPr>
                             <a:picLocks noChangeArrowheads="1" noChangeAspect="1"/>
                           </pic:cNvPicPr>
@@ -44847,7 +47048,7 @@
                 <w:numId w:val="1017"/>
               </w:numPr>
             </w:pPr>
-            <w:hyperlink r:id="rId154">
+            <w:hyperlink r:id="rId158">
               <w:r>
                 <w:rPr>
                   <w:rStyle w:val="Hyperlink"/>
@@ -44864,7 +47065,7 @@
                 <w:numId w:val="1017"/>
               </w:numPr>
             </w:pPr>
-            <w:hyperlink r:id="rId155">
+            <w:hyperlink r:id="rId159">
               <w:r>
                 <w:rPr>
                   <w:rStyle w:val="Hyperlink"/>
@@ -44877,8 +47078,8 @@
         </w:tc>
       </w:tr>
     </w:tbl>
-    <w:bookmarkStart w:id="165" w:name="refs"/>
-    <w:bookmarkStart w:id="157" w:name="ref-calclifesaver"/>
+    <w:bookmarkStart w:id="169" w:name="refs"/>
+    <w:bookmarkStart w:id="161" w:name="ref-calclifesaver"/>
     <w:p>
       <w:pPr>
         <w:pStyle w:val="Bibliography"/>
@@ -44902,7 +47103,7 @@
       <w:r>
         <w:t xml:space="preserve"> </w:t>
       </w:r>
-      <w:hyperlink r:id="rId156">
+      <w:hyperlink r:id="rId160">
         <w:r>
           <w:rPr>
             <w:rStyle w:val="Hyperlink"/>
@@ -44914,8 +47115,8 @@
         <w:t xml:space="preserve">.</w:t>
       </w:r>
     </w:p>
-    <w:bookmarkEnd w:id="157"/>
-    <w:bookmarkStart w:id="159" w:name="ref-kleinbaum2012survival"/>
+    <w:bookmarkEnd w:id="161"/>
+    <w:bookmarkStart w:id="163" w:name="ref-kleinbaum2012survival"/>
     <w:p>
       <w:pPr>
         <w:pStyle w:val="Bibliography"/>
@@ -44939,7 +47140,7 @@
       <w:r>
         <w:t xml:space="preserve"> </w:t>
       </w:r>
-      <w:hyperlink r:id="rId158">
+      <w:hyperlink r:id="rId162">
         <w:r>
           <w:rPr>
             <w:rStyle w:val="Hyperlink"/>
@@ -44951,8 +47152,8 @@
         <w:t xml:space="preserve">.</w:t>
       </w:r>
     </w:p>
-    <w:bookmarkEnd w:id="159"/>
-    <w:bookmarkStart w:id="161" w:name="ref-larsonCalc11e"/>
+    <w:bookmarkEnd w:id="163"/>
+    <w:bookmarkStart w:id="165" w:name="ref-larsonCalc11e"/>
     <w:p>
       <w:pPr>
         <w:pStyle w:val="Bibliography"/>
@@ -44976,7 +47177,7 @@
       <w:r>
         <w:t xml:space="preserve"> </w:t>
       </w:r>
-      <w:hyperlink r:id="rId160">
+      <w:hyperlink r:id="rId164">
         <w:r>
           <w:rPr>
             <w:rStyle w:val="Hyperlink"/>
@@ -44988,8 +47189,8 @@
         <w:t xml:space="preserve">.</w:t>
       </w:r>
     </w:p>
-    <w:bookmarkEnd w:id="161"/>
-    <w:bookmarkStart w:id="163" w:name="ref-problifesavercalc"/>
+    <w:bookmarkEnd w:id="165"/>
+    <w:bookmarkStart w:id="167" w:name="ref-problifesavercalc"/>
     <w:p>
       <w:pPr>
         <w:pStyle w:val="Bibliography"/>
@@ -45013,7 +47214,7 @@
       <w:r>
         <w:t xml:space="preserve"> </w:t>
       </w:r>
-      <w:hyperlink r:id="rId162">
+      <w:hyperlink r:id="rId166">
         <w:r>
           <w:rPr>
             <w:rStyle w:val="Hyperlink"/>
@@ -45025,8 +47226,8 @@
         <w:t xml:space="preserve">.</w:t>
       </w:r>
     </w:p>
-    <w:bookmarkEnd w:id="163"/>
-    <w:bookmarkStart w:id="164" w:name="ref-rudin1976principles"/>
+    <w:bookmarkEnd w:id="167"/>
+    <w:bookmarkStart w:id="168" w:name="ref-rudin1976principles"/>
     <w:p>
       <w:pPr>
         <w:pStyle w:val="Bibliography"/>
@@ -45048,10 +47249,10 @@
         <w:t xml:space="preserve">. 3rd ed. International Series in Pure and Applied Mathematics. McGraw-Hill.</w:t>
       </w:r>
     </w:p>
-    <w:bookmarkEnd w:id="164"/>
-    <w:bookmarkEnd w:id="165"/>
-    <w:bookmarkEnd w:id="166"/>
-    <w:bookmarkEnd w:id="167"/>
+    <w:bookmarkEnd w:id="168"/>
+    <w:bookmarkEnd w:id="169"/>
+    <w:bookmarkEnd w:id="170"/>
+    <w:bookmarkEnd w:id="171"/>
     <w:sectPr>
       <w:footnotePr>
         <w:numRestart w:val="eachSect"/>
